--- a/Product_Backlog.docx
+++ b/Product_Backlog.docx
@@ -52,7 +52,7 @@
           <w:sz w:val="24"/>
           <w:szCs w:val="24"/>
         </w:rPr>
-        <w:t xml:space="preserve">Prioritized user stories for all 10 modules, with acceptance criteria and story-point estimates</w:t>
+        <w:t xml:space="preserve">Prioritized user stories for all 14 modules, with acceptance criteria and story-point estimates</w:t>
       </w:r>
     </w:p>
     <w:p>
@@ -94,7 +94,7 @@
           <w:sz w:val="20"/>
           <w:szCs w:val="20"/>
         </w:rPr>
-        <w:t xml:space="preserve">10 Sprints (1 module / sprint)</w:t>
+        <w:t xml:space="preserve">14 Sprints (1 module / sprint)</w:t>
       </w:r>
     </w:p>
     <w:p>
@@ -139,7 +139,7 @@
           <w:sz w:val="21"/>
           <w:szCs w:val="21"/>
         </w:rPr>
-        <w:t xml:space="preserve">The Product Backlog below is the single, prioritized, ordered list of all work for the Restaurant Operations &amp; Ordering Platform. It is owned and ordered by the Product Owner (#1) and refined weekly by the whole Scrum Team during Backlog Refinement. Priority follows two drivers: (1) technical dependency — authentication, customers, menu, and the core order lifecycle must exist before the modules that build on them — and (2) business value — the modules that make up the primary customer-order-to-payment journey are ranked Must, supporting operational modules are ranked Should, and enhancement/insight modules are ranked Could.</w:t>
+        <w:t xml:space="preserve">The Product Backlog below is the single, prioritized, ordered list of all work for the Restaurant Operations &amp; Ordering Platform. It is owned and ordered by the Product Owner (#1) and refined weekly by the whole Scrum Team during Backlog Refinement. Priority follows two drivers: (1) technical dependency — authentication, customers, menu, and the core order lifecycle must exist before the modules that build on them — and (2) business value — the modules that make up the primary customer-order-to-payment journey are ranked Must, supporting operational modules are ranked Should, and enhancement/insight modules are ranked Could. Modules 11–14 were added to the backlog after the first ten modules were delivered: Sprint 11 (quality, security and operations) and Sprint 12 (staff accounts and the management hierarchy) are ranked Must because they close access-control and account-management gaps in the delivered system; Sprint 13 (attendance) and Sprint 14 (payroll and the workforce hub) build on them and are ranked Should.</w:t>
       </w:r>
     </w:p>
     <w:tbl>
@@ -2017,40 +2017,40 @@
             </w:pPr>
             <w:r>
               <w:rPr>
+                <w:b/>
+                <w:bCs/>
+                <w:color w:val="222222"/>
+                <w:sz w:val="19"/>
+                <w:szCs w:val="19"/>
+              </w:rPr>
+              <w:t xml:space="preserve">11</w:t>
+            </w:r>
+          </w:p>
+        </w:tc>
+        <w:tc>
+          <w:tcPr>
+            <w:tcW w:type="dxa" w:w="3600"/>
+            <w:tcMar>
+              <w:top w:type="dxa" w:w="80"/>
+              <w:left w:type="dxa" w:w="100"/>
+              <w:bottom w:type="dxa" w:w="80"/>
+              <w:right w:type="dxa" w:w="100"/>
+            </w:tcMar>
+            <w:vAlign w:val="center"/>
+          </w:tcPr>
+          <w:p>
+            <w:pPr>
+              <w:spacing w:after="40"/>
+            </w:pPr>
+            <w:r>
+              <w:rPr>
                 <w:b w:val="false"/>
                 <w:bCs w:val="false"/>
                 <w:color w:val="222222"/>
                 <w:sz w:val="19"/>
                 <w:szCs w:val="19"/>
               </w:rPr>
-              <w:t xml:space="preserve"/>
-            </w:r>
-          </w:p>
-        </w:tc>
-        <w:tc>
-          <w:tcPr>
-            <w:tcW w:type="dxa" w:w="3600"/>
-            <w:tcMar>
-              <w:top w:type="dxa" w:w="80"/>
-              <w:left w:type="dxa" w:w="100"/>
-              <w:bottom w:type="dxa" w:w="80"/>
-              <w:right w:type="dxa" w:w="100"/>
-            </w:tcMar>
-            <w:vAlign w:val="center"/>
-          </w:tcPr>
-          <w:p>
-            <w:pPr>
-              <w:spacing w:after="40"/>
-            </w:pPr>
-            <w:r>
-              <w:rPr>
-                <w:b/>
-                <w:bCs/>
-                <w:color w:val="222222"/>
-                <w:sz w:val="19"/>
-                <w:szCs w:val="19"/>
-              </w:rPr>
-              <w:t xml:space="preserve">TOTAL</w:t>
+              <w:t xml:space="preserve">Quality, Security &amp; Operations</w:t>
             </w:r>
           </w:p>
         </w:tc>
@@ -2077,7 +2077,7 @@
                 <w:sz w:val="19"/>
                 <w:szCs w:val="19"/>
               </w:rPr>
-              <w:t xml:space="preserve"/>
+              <w:t xml:space="preserve">Sprint 11</w:t>
             </w:r>
           </w:p>
         </w:tc>
@@ -2104,12 +2104,680 @@
                 <w:sz w:val="19"/>
                 <w:szCs w:val="19"/>
               </w:rPr>
+              <w:t xml:space="preserve">Must</w:t>
+            </w:r>
+          </w:p>
+        </w:tc>
+        <w:tc>
+          <w:tcPr>
+            <w:tcW w:type="dxa" w:w="1500"/>
+            <w:tcMar>
+              <w:top w:type="dxa" w:w="80"/>
+              <w:left w:type="dxa" w:w="100"/>
+              <w:bottom w:type="dxa" w:w="80"/>
+              <w:right w:type="dxa" w:w="100"/>
+            </w:tcMar>
+            <w:vAlign w:val="center"/>
+          </w:tcPr>
+          <w:p>
+            <w:pPr>
+              <w:spacing w:after="40"/>
+            </w:pPr>
+            <w:r>
+              <w:rPr>
+                <w:b w:val="false"/>
+                <w:bCs w:val="false"/>
+                <w:color w:val="222222"/>
+                <w:sz w:val="19"/>
+                <w:szCs w:val="19"/>
+              </w:rPr>
+              <w:t xml:space="preserve">7</w:t>
+            </w:r>
+          </w:p>
+        </w:tc>
+        <w:tc>
+          <w:tcPr>
+            <w:tcW w:type="dxa" w:w="1480"/>
+            <w:tcMar>
+              <w:top w:type="dxa" w:w="80"/>
+              <w:left w:type="dxa" w:w="100"/>
+              <w:bottom w:type="dxa" w:w="80"/>
+              <w:right w:type="dxa" w:w="100"/>
+            </w:tcMar>
+            <w:vAlign w:val="center"/>
+          </w:tcPr>
+          <w:p>
+            <w:pPr>
+              <w:spacing w:after="40"/>
+            </w:pPr>
+            <w:r>
+              <w:rPr>
+                <w:b w:val="false"/>
+                <w:bCs w:val="false"/>
+                <w:color w:val="222222"/>
+                <w:sz w:val="19"/>
+                <w:szCs w:val="19"/>
+              </w:rPr>
+              <w:t xml:space="preserve">30</w:t>
+            </w:r>
+          </w:p>
+        </w:tc>
+      </w:tr>
+      <w:tr>
+        <w:tc>
+          <w:tcPr>
+            <w:tcW w:type="dxa" w:w="900"/>
+            <w:shd w:fill="F2F2F2" w:val="clear"/>
+            <w:tcMar>
+              <w:top w:type="dxa" w:w="80"/>
+              <w:left w:type="dxa" w:w="100"/>
+              <w:bottom w:type="dxa" w:w="80"/>
+              <w:right w:type="dxa" w:w="100"/>
+            </w:tcMar>
+            <w:vAlign w:val="center"/>
+          </w:tcPr>
+          <w:p>
+            <w:pPr>
+              <w:spacing w:after="40"/>
+            </w:pPr>
+            <w:r>
+              <w:rPr>
+                <w:b/>
+                <w:bCs/>
+                <w:color w:val="222222"/>
+                <w:sz w:val="19"/>
+                <w:szCs w:val="19"/>
+              </w:rPr>
+              <w:t xml:space="preserve">12</w:t>
+            </w:r>
+          </w:p>
+        </w:tc>
+        <w:tc>
+          <w:tcPr>
+            <w:tcW w:type="dxa" w:w="3600"/>
+            <w:shd w:fill="F2F2F2" w:val="clear"/>
+            <w:tcMar>
+              <w:top w:type="dxa" w:w="80"/>
+              <w:left w:type="dxa" w:w="100"/>
+              <w:bottom w:type="dxa" w:w="80"/>
+              <w:right w:type="dxa" w:w="100"/>
+            </w:tcMar>
+            <w:vAlign w:val="center"/>
+          </w:tcPr>
+          <w:p>
+            <w:pPr>
+              <w:spacing w:after="40"/>
+            </w:pPr>
+            <w:r>
+              <w:rPr>
+                <w:b w:val="false"/>
+                <w:bCs w:val="false"/>
+                <w:color w:val="222222"/>
+                <w:sz w:val="19"/>
+                <w:szCs w:val="19"/>
+              </w:rPr>
+              <w:t xml:space="preserve">Staff Accounts &amp; Hierarchy</w:t>
+            </w:r>
+          </w:p>
+        </w:tc>
+        <w:tc>
+          <w:tcPr>
+            <w:tcW w:type="dxa" w:w="1200"/>
+            <w:shd w:fill="F2F2F2" w:val="clear"/>
+            <w:tcMar>
+              <w:top w:type="dxa" w:w="80"/>
+              <w:left w:type="dxa" w:w="100"/>
+              <w:bottom w:type="dxa" w:w="80"/>
+              <w:right w:type="dxa" w:w="100"/>
+            </w:tcMar>
+            <w:vAlign w:val="center"/>
+          </w:tcPr>
+          <w:p>
+            <w:pPr>
+              <w:spacing w:after="40"/>
+            </w:pPr>
+            <w:r>
+              <w:rPr>
+                <w:b w:val="false"/>
+                <w:bCs w:val="false"/>
+                <w:color w:val="222222"/>
+                <w:sz w:val="19"/>
+                <w:szCs w:val="19"/>
+              </w:rPr>
+              <w:t xml:space="preserve">Sprint 12</w:t>
+            </w:r>
+          </w:p>
+        </w:tc>
+        <w:tc>
+          <w:tcPr>
+            <w:tcW w:type="dxa" w:w="1400"/>
+            <w:shd w:fill="F2F2F2" w:val="clear"/>
+            <w:tcMar>
+              <w:top w:type="dxa" w:w="80"/>
+              <w:left w:type="dxa" w:w="100"/>
+              <w:bottom w:type="dxa" w:w="80"/>
+              <w:right w:type="dxa" w:w="100"/>
+            </w:tcMar>
+            <w:vAlign w:val="center"/>
+          </w:tcPr>
+          <w:p>
+            <w:pPr>
+              <w:spacing w:after="40"/>
+            </w:pPr>
+            <w:r>
+              <w:rPr>
+                <w:b w:val="false"/>
+                <w:bCs w:val="false"/>
+                <w:color w:val="222222"/>
+                <w:sz w:val="19"/>
+                <w:szCs w:val="19"/>
+              </w:rPr>
+              <w:t xml:space="preserve">Must</w:t>
+            </w:r>
+          </w:p>
+        </w:tc>
+        <w:tc>
+          <w:tcPr>
+            <w:tcW w:type="dxa" w:w="1500"/>
+            <w:shd w:fill="F2F2F2" w:val="clear"/>
+            <w:tcMar>
+              <w:top w:type="dxa" w:w="80"/>
+              <w:left w:type="dxa" w:w="100"/>
+              <w:bottom w:type="dxa" w:w="80"/>
+              <w:right w:type="dxa" w:w="100"/>
+            </w:tcMar>
+            <w:vAlign w:val="center"/>
+          </w:tcPr>
+          <w:p>
+            <w:pPr>
+              <w:spacing w:after="40"/>
+            </w:pPr>
+            <w:r>
+              <w:rPr>
+                <w:b w:val="false"/>
+                <w:bCs w:val="false"/>
+                <w:color w:val="222222"/>
+                <w:sz w:val="19"/>
+                <w:szCs w:val="19"/>
+              </w:rPr>
+              <w:t xml:space="preserve">6</w:t>
+            </w:r>
+          </w:p>
+        </w:tc>
+        <w:tc>
+          <w:tcPr>
+            <w:tcW w:type="dxa" w:w="1480"/>
+            <w:shd w:fill="F2F2F2" w:val="clear"/>
+            <w:tcMar>
+              <w:top w:type="dxa" w:w="80"/>
+              <w:left w:type="dxa" w:w="100"/>
+              <w:bottom w:type="dxa" w:w="80"/>
+              <w:right w:type="dxa" w:w="100"/>
+            </w:tcMar>
+            <w:vAlign w:val="center"/>
+          </w:tcPr>
+          <w:p>
+            <w:pPr>
+              <w:spacing w:after="40"/>
+            </w:pPr>
+            <w:r>
+              <w:rPr>
+                <w:b w:val="false"/>
+                <w:bCs w:val="false"/>
+                <w:color w:val="222222"/>
+                <w:sz w:val="19"/>
+                <w:szCs w:val="19"/>
+              </w:rPr>
+              <w:t xml:space="preserve">23</w:t>
+            </w:r>
+          </w:p>
+        </w:tc>
+      </w:tr>
+      <w:tr>
+        <w:tc>
+          <w:tcPr>
+            <w:tcW w:type="dxa" w:w="900"/>
+            <w:tcMar>
+              <w:top w:type="dxa" w:w="80"/>
+              <w:left w:type="dxa" w:w="100"/>
+              <w:bottom w:type="dxa" w:w="80"/>
+              <w:right w:type="dxa" w:w="100"/>
+            </w:tcMar>
+            <w:vAlign w:val="center"/>
+          </w:tcPr>
+          <w:p>
+            <w:pPr>
+              <w:spacing w:after="40"/>
+            </w:pPr>
+            <w:r>
+              <w:rPr>
+                <w:b/>
+                <w:bCs/>
+                <w:color w:val="222222"/>
+                <w:sz w:val="19"/>
+                <w:szCs w:val="19"/>
+              </w:rPr>
+              <w:t xml:space="preserve">13</w:t>
+            </w:r>
+          </w:p>
+        </w:tc>
+        <w:tc>
+          <w:tcPr>
+            <w:tcW w:type="dxa" w:w="3600"/>
+            <w:tcMar>
+              <w:top w:type="dxa" w:w="80"/>
+              <w:left w:type="dxa" w:w="100"/>
+              <w:bottom w:type="dxa" w:w="80"/>
+              <w:right w:type="dxa" w:w="100"/>
+            </w:tcMar>
+            <w:vAlign w:val="center"/>
+          </w:tcPr>
+          <w:p>
+            <w:pPr>
+              <w:spacing w:after="40"/>
+            </w:pPr>
+            <w:r>
+              <w:rPr>
+                <w:b w:val="false"/>
+                <w:bCs w:val="false"/>
+                <w:color w:val="222222"/>
+                <w:sz w:val="19"/>
+                <w:szCs w:val="19"/>
+              </w:rPr>
+              <w:t xml:space="preserve">Attendance &amp; My Work</w:t>
+            </w:r>
+          </w:p>
+        </w:tc>
+        <w:tc>
+          <w:tcPr>
+            <w:tcW w:type="dxa" w:w="1200"/>
+            <w:tcMar>
+              <w:top w:type="dxa" w:w="80"/>
+              <w:left w:type="dxa" w:w="100"/>
+              <w:bottom w:type="dxa" w:w="80"/>
+              <w:right w:type="dxa" w:w="100"/>
+            </w:tcMar>
+            <w:vAlign w:val="center"/>
+          </w:tcPr>
+          <w:p>
+            <w:pPr>
+              <w:spacing w:after="40"/>
+            </w:pPr>
+            <w:r>
+              <w:rPr>
+                <w:b w:val="false"/>
+                <w:bCs w:val="false"/>
+                <w:color w:val="222222"/>
+                <w:sz w:val="19"/>
+                <w:szCs w:val="19"/>
+              </w:rPr>
+              <w:t xml:space="preserve">Sprint 13</w:t>
+            </w:r>
+          </w:p>
+        </w:tc>
+        <w:tc>
+          <w:tcPr>
+            <w:tcW w:type="dxa" w:w="1400"/>
+            <w:tcMar>
+              <w:top w:type="dxa" w:w="80"/>
+              <w:left w:type="dxa" w:w="100"/>
+              <w:bottom w:type="dxa" w:w="80"/>
+              <w:right w:type="dxa" w:w="100"/>
+            </w:tcMar>
+            <w:vAlign w:val="center"/>
+          </w:tcPr>
+          <w:p>
+            <w:pPr>
+              <w:spacing w:after="40"/>
+            </w:pPr>
+            <w:r>
+              <w:rPr>
+                <w:b w:val="false"/>
+                <w:bCs w:val="false"/>
+                <w:color w:val="222222"/>
+                <w:sz w:val="19"/>
+                <w:szCs w:val="19"/>
+              </w:rPr>
+              <w:t xml:space="preserve">Should</w:t>
+            </w:r>
+          </w:p>
+        </w:tc>
+        <w:tc>
+          <w:tcPr>
+            <w:tcW w:type="dxa" w:w="1500"/>
+            <w:tcMar>
+              <w:top w:type="dxa" w:w="80"/>
+              <w:left w:type="dxa" w:w="100"/>
+              <w:bottom w:type="dxa" w:w="80"/>
+              <w:right w:type="dxa" w:w="100"/>
+            </w:tcMar>
+            <w:vAlign w:val="center"/>
+          </w:tcPr>
+          <w:p>
+            <w:pPr>
+              <w:spacing w:after="40"/>
+            </w:pPr>
+            <w:r>
+              <w:rPr>
+                <w:b w:val="false"/>
+                <w:bCs w:val="false"/>
+                <w:color w:val="222222"/>
+                <w:sz w:val="19"/>
+                <w:szCs w:val="19"/>
+              </w:rPr>
+              <w:t xml:space="preserve">5</w:t>
+            </w:r>
+          </w:p>
+        </w:tc>
+        <w:tc>
+          <w:tcPr>
+            <w:tcW w:type="dxa" w:w="1480"/>
+            <w:tcMar>
+              <w:top w:type="dxa" w:w="80"/>
+              <w:left w:type="dxa" w:w="100"/>
+              <w:bottom w:type="dxa" w:w="80"/>
+              <w:right w:type="dxa" w:w="100"/>
+            </w:tcMar>
+            <w:vAlign w:val="center"/>
+          </w:tcPr>
+          <w:p>
+            <w:pPr>
+              <w:spacing w:after="40"/>
+            </w:pPr>
+            <w:r>
+              <w:rPr>
+                <w:b w:val="false"/>
+                <w:bCs w:val="false"/>
+                <w:color w:val="222222"/>
+                <w:sz w:val="19"/>
+                <w:szCs w:val="19"/>
+              </w:rPr>
+              <w:t xml:space="preserve">22</w:t>
+            </w:r>
+          </w:p>
+        </w:tc>
+      </w:tr>
+      <w:tr>
+        <w:tc>
+          <w:tcPr>
+            <w:tcW w:type="dxa" w:w="900"/>
+            <w:shd w:fill="F2F2F2" w:val="clear"/>
+            <w:tcMar>
+              <w:top w:type="dxa" w:w="80"/>
+              <w:left w:type="dxa" w:w="100"/>
+              <w:bottom w:type="dxa" w:w="80"/>
+              <w:right w:type="dxa" w:w="100"/>
+            </w:tcMar>
+            <w:vAlign w:val="center"/>
+          </w:tcPr>
+          <w:p>
+            <w:pPr>
+              <w:spacing w:after="40"/>
+            </w:pPr>
+            <w:r>
+              <w:rPr>
+                <w:b/>
+                <w:bCs/>
+                <w:color w:val="222222"/>
+                <w:sz w:val="19"/>
+                <w:szCs w:val="19"/>
+              </w:rPr>
+              <w:t xml:space="preserve">14</w:t>
+            </w:r>
+          </w:p>
+        </w:tc>
+        <w:tc>
+          <w:tcPr>
+            <w:tcW w:type="dxa" w:w="3600"/>
+            <w:shd w:fill="F2F2F2" w:val="clear"/>
+            <w:tcMar>
+              <w:top w:type="dxa" w:w="80"/>
+              <w:left w:type="dxa" w:w="100"/>
+              <w:bottom w:type="dxa" w:w="80"/>
+              <w:right w:type="dxa" w:w="100"/>
+            </w:tcMar>
+            <w:vAlign w:val="center"/>
+          </w:tcPr>
+          <w:p>
+            <w:pPr>
+              <w:spacing w:after="40"/>
+            </w:pPr>
+            <w:r>
+              <w:rPr>
+                <w:b w:val="false"/>
+                <w:bCs w:val="false"/>
+                <w:color w:val="222222"/>
+                <w:sz w:val="19"/>
+                <w:szCs w:val="19"/>
+              </w:rPr>
+              <w:t xml:space="preserve">Payroll &amp; Workforce Hub</w:t>
+            </w:r>
+          </w:p>
+        </w:tc>
+        <w:tc>
+          <w:tcPr>
+            <w:tcW w:type="dxa" w:w="1200"/>
+            <w:shd w:fill="F2F2F2" w:val="clear"/>
+            <w:tcMar>
+              <w:top w:type="dxa" w:w="80"/>
+              <w:left w:type="dxa" w:w="100"/>
+              <w:bottom w:type="dxa" w:w="80"/>
+              <w:right w:type="dxa" w:w="100"/>
+            </w:tcMar>
+            <w:vAlign w:val="center"/>
+          </w:tcPr>
+          <w:p>
+            <w:pPr>
+              <w:spacing w:after="40"/>
+            </w:pPr>
+            <w:r>
+              <w:rPr>
+                <w:b w:val="false"/>
+                <w:bCs w:val="false"/>
+                <w:color w:val="222222"/>
+                <w:sz w:val="19"/>
+                <w:szCs w:val="19"/>
+              </w:rPr>
+              <w:t xml:space="preserve">Sprint 14</w:t>
+            </w:r>
+          </w:p>
+        </w:tc>
+        <w:tc>
+          <w:tcPr>
+            <w:tcW w:type="dxa" w:w="1400"/>
+            <w:shd w:fill="F2F2F2" w:val="clear"/>
+            <w:tcMar>
+              <w:top w:type="dxa" w:w="80"/>
+              <w:left w:type="dxa" w:w="100"/>
+              <w:bottom w:type="dxa" w:w="80"/>
+              <w:right w:type="dxa" w:w="100"/>
+            </w:tcMar>
+            <w:vAlign w:val="center"/>
+          </w:tcPr>
+          <w:p>
+            <w:pPr>
+              <w:spacing w:after="40"/>
+            </w:pPr>
+            <w:r>
+              <w:rPr>
+                <w:b w:val="false"/>
+                <w:bCs w:val="false"/>
+                <w:color w:val="222222"/>
+                <w:sz w:val="19"/>
+                <w:szCs w:val="19"/>
+              </w:rPr>
+              <w:t xml:space="preserve">Should</w:t>
+            </w:r>
+          </w:p>
+        </w:tc>
+        <w:tc>
+          <w:tcPr>
+            <w:tcW w:type="dxa" w:w="1500"/>
+            <w:shd w:fill="F2F2F2" w:val="clear"/>
+            <w:tcMar>
+              <w:top w:type="dxa" w:w="80"/>
+              <w:left w:type="dxa" w:w="100"/>
+              <w:bottom w:type="dxa" w:w="80"/>
+              <w:right w:type="dxa" w:w="100"/>
+            </w:tcMar>
+            <w:vAlign w:val="center"/>
+          </w:tcPr>
+          <w:p>
+            <w:pPr>
+              <w:spacing w:after="40"/>
+            </w:pPr>
+            <w:r>
+              <w:rPr>
+                <w:b w:val="false"/>
+                <w:bCs w:val="false"/>
+                <w:color w:val="222222"/>
+                <w:sz w:val="19"/>
+                <w:szCs w:val="19"/>
+              </w:rPr>
+              <w:t xml:space="preserve">5</w:t>
+            </w:r>
+          </w:p>
+        </w:tc>
+        <w:tc>
+          <w:tcPr>
+            <w:tcW w:type="dxa" w:w="1480"/>
+            <w:shd w:fill="F2F2F2" w:val="clear"/>
+            <w:tcMar>
+              <w:top w:type="dxa" w:w="80"/>
+              <w:left w:type="dxa" w:w="100"/>
+              <w:bottom w:type="dxa" w:w="80"/>
+              <w:right w:type="dxa" w:w="100"/>
+            </w:tcMar>
+            <w:vAlign w:val="center"/>
+          </w:tcPr>
+          <w:p>
+            <w:pPr>
+              <w:spacing w:after="40"/>
+            </w:pPr>
+            <w:r>
+              <w:rPr>
+                <w:b w:val="false"/>
+                <w:bCs w:val="false"/>
+                <w:color w:val="222222"/>
+                <w:sz w:val="19"/>
+                <w:szCs w:val="19"/>
+              </w:rPr>
+              <w:t xml:space="preserve">22</w:t>
+            </w:r>
+          </w:p>
+        </w:tc>
+      </w:tr>
+      <w:tr>
+        <w:tc>
+          <w:tcPr>
+            <w:tcW w:type="dxa" w:w="900"/>
+            <w:tcMar>
+              <w:top w:type="dxa" w:w="80"/>
+              <w:left w:type="dxa" w:w="100"/>
+              <w:bottom w:type="dxa" w:w="80"/>
+              <w:right w:type="dxa" w:w="100"/>
+            </w:tcMar>
+            <w:vAlign w:val="center"/>
+          </w:tcPr>
+          <w:p>
+            <w:pPr>
+              <w:spacing w:after="40"/>
+            </w:pPr>
+            <w:r>
+              <w:rPr>
+                <w:b w:val="false"/>
+                <w:bCs w:val="false"/>
+                <w:color w:val="222222"/>
+                <w:sz w:val="19"/>
+                <w:szCs w:val="19"/>
+              </w:rPr>
               <w:t xml:space="preserve"/>
             </w:r>
           </w:p>
         </w:tc>
         <w:tc>
           <w:tcPr>
+            <w:tcW w:type="dxa" w:w="3600"/>
+            <w:tcMar>
+              <w:top w:type="dxa" w:w="80"/>
+              <w:left w:type="dxa" w:w="100"/>
+              <w:bottom w:type="dxa" w:w="80"/>
+              <w:right w:type="dxa" w:w="100"/>
+            </w:tcMar>
+            <w:vAlign w:val="center"/>
+          </w:tcPr>
+          <w:p>
+            <w:pPr>
+              <w:spacing w:after="40"/>
+            </w:pPr>
+            <w:r>
+              <w:rPr>
+                <w:b/>
+                <w:bCs/>
+                <w:color w:val="222222"/>
+                <w:sz w:val="19"/>
+                <w:szCs w:val="19"/>
+              </w:rPr>
+              <w:t xml:space="preserve">TOTAL</w:t>
+            </w:r>
+          </w:p>
+        </w:tc>
+        <w:tc>
+          <w:tcPr>
+            <w:tcW w:type="dxa" w:w="1200"/>
+            <w:tcMar>
+              <w:top w:type="dxa" w:w="80"/>
+              <w:left w:type="dxa" w:w="100"/>
+              <w:bottom w:type="dxa" w:w="80"/>
+              <w:right w:type="dxa" w:w="100"/>
+            </w:tcMar>
+            <w:vAlign w:val="center"/>
+          </w:tcPr>
+          <w:p>
+            <w:pPr>
+              <w:spacing w:after="40"/>
+            </w:pPr>
+            <w:r>
+              <w:rPr>
+                <w:b w:val="false"/>
+                <w:bCs w:val="false"/>
+                <w:color w:val="222222"/>
+                <w:sz w:val="19"/>
+                <w:szCs w:val="19"/>
+              </w:rPr>
+              <w:t xml:space="preserve"/>
+            </w:r>
+          </w:p>
+        </w:tc>
+        <w:tc>
+          <w:tcPr>
+            <w:tcW w:type="dxa" w:w="1400"/>
+            <w:tcMar>
+              <w:top w:type="dxa" w:w="80"/>
+              <w:left w:type="dxa" w:w="100"/>
+              <w:bottom w:type="dxa" w:w="80"/>
+              <w:right w:type="dxa" w:w="100"/>
+            </w:tcMar>
+            <w:vAlign w:val="center"/>
+          </w:tcPr>
+          <w:p>
+            <w:pPr>
+              <w:spacing w:after="40"/>
+            </w:pPr>
+            <w:r>
+              <w:rPr>
+                <w:b w:val="false"/>
+                <w:bCs w:val="false"/>
+                <w:color w:val="222222"/>
+                <w:sz w:val="19"/>
+                <w:szCs w:val="19"/>
+              </w:rPr>
+              <w:t xml:space="preserve"/>
+            </w:r>
+          </w:p>
+        </w:tc>
+        <w:tc>
+          <w:tcPr>
             <w:tcW w:type="dxa" w:w="1500"/>
             <w:tcMar>
               <w:top w:type="dxa" w:w="80"/>
@@ -2131,7 +2799,7 @@
                 <w:sz w:val="19"/>
                 <w:szCs w:val="19"/>
               </w:rPr>
-              <w:t xml:space="preserve">49</w:t>
+              <w:t xml:space="preserve">72</w:t>
             </w:r>
           </w:p>
         </w:tc>
@@ -2158,7 +2826,7 @@
                 <w:sz w:val="19"/>
                 <w:szCs w:val="19"/>
               </w:rPr>
-              <w:t xml:space="preserve">217</w:t>
+              <w:t xml:space="preserve">314</w:t>
             </w:r>
           </w:p>
         </w:tc>
@@ -12316,6 +12984,4809 @@
                 <w:szCs w:val="19"/>
               </w:rPr>
               <w:t xml:space="preserve">Could</w:t>
+            </w:r>
+          </w:p>
+        </w:tc>
+      </w:tr>
+    </w:tbl>
+    <w:p>
+      <w:pPr>
+        <w:spacing w:after="200"/>
+      </w:pPr>
+    </w:p>
+    <w:p>
+      <w:pPr>
+        <w:pStyle w:val="Heading2"/>
+        <w:spacing w:after="150" w:before="300"/>
+      </w:pPr>
+      <w:r>
+        <w:rPr>
+          <w:b/>
+          <w:bCs/>
+          <w:color w:val="1F3A5F"/>
+          <w:sz w:val="26"/>
+          <w:szCs w:val="26"/>
+        </w:rPr>
+        <w:t xml:space="preserve">Module 11: Quality, Security &amp; Operations</w:t>
+      </w:r>
+    </w:p>
+    <w:p>
+      <w:pPr>
+        <w:spacing w:after="120"/>
+      </w:pPr>
+      <w:r>
+        <w:rPr>
+          <w:b w:val="false"/>
+          <w:bCs w:val="false"/>
+          <w:i/>
+          <w:iCs/>
+          <w:color w:val="222222"/>
+          <w:sz w:val="21"/>
+          <w:szCs w:val="21"/>
+        </w:rPr>
+        <w:t xml:space="preserve">Sprint: 11  |  Priority: Must  |  Module Lead: #7  |  Stakeholders: Admin, Manager, Waiter, Chef, Customer</w:t>
+      </w:r>
+    </w:p>
+    <w:p>
+      <w:pPr>
+        <w:spacing w:after="120"/>
+      </w:pPr>
+      <w:r>
+        <w:rPr>
+          <w:b w:val="false"/>
+          <w:bCs w:val="false"/>
+          <w:i w:val="false"/>
+          <w:iCs w:val="false"/>
+          <w:color w:val="222222"/>
+          <w:sz w:val="21"/>
+          <w:szCs w:val="21"/>
+        </w:rPr>
+        <w:t xml:space="preserve">Sprint Goal: Close the test gaps module by module, lock every role to the access it needs, and give the team a live API status page.</w:t>
+      </w:r>
+    </w:p>
+    <w:p>
+      <w:pPr>
+        <w:spacing w:after="120"/>
+      </w:pPr>
+      <w:r>
+        <w:rPr>
+          <w:b w:val="false"/>
+          <w:bCs w:val="false"/>
+          <w:i w:val="false"/>
+          <w:iCs w:val="false"/>
+          <w:color w:val="222222"/>
+          <w:sz w:val="21"/>
+          <w:szCs w:val="21"/>
+        </w:rPr>
+        <w:t xml:space="preserve">Status: Delivered</w:t>
+      </w:r>
+    </w:p>
+    <w:tbl>
+      <w:tblPr>
+        <w:tblW w:type="dxa" w:w="10080"/>
+        <w:tblBorders>
+          <w:top w:val="single" w:color="auto" w:sz="4"/>
+          <w:left w:val="single" w:color="auto" w:sz="4"/>
+          <w:bottom w:val="single" w:color="auto" w:sz="4"/>
+          <w:right w:val="single" w:color="auto" w:sz="4"/>
+          <w:insideH w:val="single" w:color="auto" w:sz="4"/>
+          <w:insideV w:val="single" w:color="auto" w:sz="4"/>
+        </w:tblBorders>
+      </w:tblPr>
+      <w:tblGrid>
+        <w:gridCol w:w="700"/>
+        <w:gridCol w:w="3500"/>
+        <w:gridCol w:w="4500"/>
+        <w:gridCol w:w="500"/>
+        <w:gridCol w:w="880"/>
+      </w:tblGrid>
+      <w:tr>
+        <w:trPr>
+          <w:tblHeader/>
+        </w:trPr>
+        <w:tc>
+          <w:tcPr>
+            <w:tcW w:type="dxa" w:w="700"/>
+            <w:shd w:fill="1F3A5F" w:val="clear"/>
+            <w:tcMar>
+              <w:top w:type="dxa" w:w="80"/>
+              <w:left w:type="dxa" w:w="100"/>
+              <w:bottom w:type="dxa" w:w="80"/>
+              <w:right w:type="dxa" w:w="100"/>
+            </w:tcMar>
+          </w:tcPr>
+          <w:p>
+            <w:pPr>
+              <w:spacing w:after="40"/>
+            </w:pPr>
+            <w:r>
+              <w:rPr>
+                <w:b/>
+                <w:bCs/>
+                <w:color w:val="FFFFFF"/>
+                <w:sz w:val="19"/>
+                <w:szCs w:val="19"/>
+              </w:rPr>
+              <w:t xml:space="preserve">ID</w:t>
+            </w:r>
+          </w:p>
+        </w:tc>
+        <w:tc>
+          <w:tcPr>
+            <w:tcW w:type="dxa" w:w="3500"/>
+            <w:shd w:fill="1F3A5F" w:val="clear"/>
+            <w:tcMar>
+              <w:top w:type="dxa" w:w="80"/>
+              <w:left w:type="dxa" w:w="100"/>
+              <w:bottom w:type="dxa" w:w="80"/>
+              <w:right w:type="dxa" w:w="100"/>
+            </w:tcMar>
+          </w:tcPr>
+          <w:p>
+            <w:pPr>
+              <w:spacing w:after="40"/>
+            </w:pPr>
+            <w:r>
+              <w:rPr>
+                <w:b/>
+                <w:bCs/>
+                <w:color w:val="FFFFFF"/>
+                <w:sz w:val="19"/>
+                <w:szCs w:val="19"/>
+              </w:rPr>
+              <w:t xml:space="preserve">User Story</w:t>
+            </w:r>
+          </w:p>
+        </w:tc>
+        <w:tc>
+          <w:tcPr>
+            <w:tcW w:type="dxa" w:w="4500"/>
+            <w:shd w:fill="1F3A5F" w:val="clear"/>
+            <w:tcMar>
+              <w:top w:type="dxa" w:w="80"/>
+              <w:left w:type="dxa" w:w="100"/>
+              <w:bottom w:type="dxa" w:w="80"/>
+              <w:right w:type="dxa" w:w="100"/>
+            </w:tcMar>
+          </w:tcPr>
+          <w:p>
+            <w:pPr>
+              <w:spacing w:after="40"/>
+            </w:pPr>
+            <w:r>
+              <w:rPr>
+                <w:b/>
+                <w:bCs/>
+                <w:color w:val="FFFFFF"/>
+                <w:sz w:val="19"/>
+                <w:szCs w:val="19"/>
+              </w:rPr>
+              <w:t xml:space="preserve">Acceptance Criteria</w:t>
+            </w:r>
+          </w:p>
+        </w:tc>
+        <w:tc>
+          <w:tcPr>
+            <w:tcW w:type="dxa" w:w="500"/>
+            <w:shd w:fill="1F3A5F" w:val="clear"/>
+            <w:tcMar>
+              <w:top w:type="dxa" w:w="80"/>
+              <w:left w:type="dxa" w:w="100"/>
+              <w:bottom w:type="dxa" w:w="80"/>
+              <w:right w:type="dxa" w:w="100"/>
+            </w:tcMar>
+          </w:tcPr>
+          <w:p>
+            <w:pPr>
+              <w:spacing w:after="40"/>
+            </w:pPr>
+            <w:r>
+              <w:rPr>
+                <w:b/>
+                <w:bCs/>
+                <w:color w:val="FFFFFF"/>
+                <w:sz w:val="19"/>
+                <w:szCs w:val="19"/>
+              </w:rPr>
+              <w:t xml:space="preserve">Pts</w:t>
+            </w:r>
+          </w:p>
+        </w:tc>
+        <w:tc>
+          <w:tcPr>
+            <w:tcW w:type="dxa" w:w="880"/>
+            <w:shd w:fill="1F3A5F" w:val="clear"/>
+            <w:tcMar>
+              <w:top w:type="dxa" w:w="80"/>
+              <w:left w:type="dxa" w:w="100"/>
+              <w:bottom w:type="dxa" w:w="80"/>
+              <w:right w:type="dxa" w:w="100"/>
+            </w:tcMar>
+          </w:tcPr>
+          <w:p>
+            <w:pPr>
+              <w:spacing w:after="40"/>
+            </w:pPr>
+            <w:r>
+              <w:rPr>
+                <w:b/>
+                <w:bCs/>
+                <w:color w:val="FFFFFF"/>
+                <w:sz w:val="19"/>
+                <w:szCs w:val="19"/>
+              </w:rPr>
+              <w:t xml:space="preserve">Pri.</w:t>
+            </w:r>
+          </w:p>
+        </w:tc>
+      </w:tr>
+      <w:tr>
+        <w:tc>
+          <w:tcPr>
+            <w:tcW w:type="dxa" w:w="700"/>
+            <w:tcMar>
+              <w:top w:type="dxa" w:w="80"/>
+              <w:left w:type="dxa" w:w="100"/>
+              <w:bottom w:type="dxa" w:w="80"/>
+              <w:right w:type="dxa" w:w="100"/>
+            </w:tcMar>
+            <w:vAlign w:val="center"/>
+          </w:tcPr>
+          <w:p>
+            <w:pPr>
+              <w:spacing w:after="40"/>
+            </w:pPr>
+            <w:r>
+              <w:rPr>
+                <w:b/>
+                <w:bCs/>
+                <w:color w:val="222222"/>
+                <w:sz w:val="19"/>
+                <w:szCs w:val="19"/>
+              </w:rPr>
+              <w:t xml:space="preserve">US11.1</w:t>
+            </w:r>
+          </w:p>
+        </w:tc>
+        <w:tc>
+          <w:tcPr>
+            <w:tcW w:type="dxa" w:w="3500"/>
+            <w:tcMar>
+              <w:top w:type="dxa" w:w="80"/>
+              <w:left w:type="dxa" w:w="100"/>
+              <w:bottom w:type="dxa" w:w="80"/>
+              <w:right w:type="dxa" w:w="100"/>
+            </w:tcMar>
+            <w:vAlign w:val="center"/>
+          </w:tcPr>
+          <w:p>
+            <w:r>
+              <w:rPr>
+                <w:sz w:val="19"/>
+                <w:szCs w:val="19"/>
+              </w:rPr>
+              <w:t xml:space="preserve">As an Admin,</w:t>
+            </w:r>
+          </w:p>
+          <w:p>
+            <w:r>
+              <w:rPr>
+                <w:sz w:val="19"/>
+                <w:szCs w:val="19"/>
+              </w:rPr>
+              <w:t xml:space="preserve">I want every API endpoint to enforce a written role policy,</w:t>
+            </w:r>
+          </w:p>
+          <w:p>
+            <w:r>
+              <w:rPr>
+                <w:i/>
+                <w:iCs/>
+                <w:sz w:val="19"/>
+                <w:szCs w:val="19"/>
+              </w:rPr>
+              <w:t xml:space="preserve">so that no role can reach features outside its job.</w:t>
+            </w:r>
+          </w:p>
+        </w:tc>
+        <w:tc>
+          <w:tcPr>
+            <w:tcW w:type="dxa" w:w="4500"/>
+            <w:tcMar>
+              <w:top w:type="dxa" w:w="80"/>
+              <w:left w:type="dxa" w:w="100"/>
+              <w:bottom w:type="dxa" w:w="80"/>
+              <w:right w:type="dxa" w:w="100"/>
+            </w:tcMar>
+            <w:vAlign w:val="center"/>
+          </w:tcPr>
+          <w:p>
+            <w:pPr>
+              <w:pStyle w:val="ListParagraph"/>
+              <w:numPr>
+                <w:ilvl w:val="0"/>
+                <w:numId w:val="1"/>
+              </w:numPr>
+              <w:spacing w:after="40"/>
+            </w:pPr>
+            <w:r>
+              <w:rPr>
+                <w:sz w:val="19"/>
+                <w:szCs w:val="19"/>
+              </w:rPr>
+              <w:t xml:space="preserve">Given any role-guarded endpoint, when a guest calls it, then it answers 401; when a signed-in role outside the policy calls it, then it answers 403.</w:t>
+            </w:r>
+          </w:p>
+          <w:p>
+            <w:pPr>
+              <w:pStyle w:val="ListParagraph"/>
+              <w:numPr>
+                <w:ilvl w:val="0"/>
+                <w:numId w:val="1"/>
+              </w:numPr>
+              <w:spacing w:after="40"/>
+            </w:pPr>
+            <w:r>
+              <w:rPr>
+                <w:sz w:val="19"/>
+                <w:szCs w:val="19"/>
+              </w:rPr>
+              <w:t xml:space="preserve">Given a developer adds a guarded route, when it is missing from the access matrix, then CI fails.</w:t>
+            </w:r>
+          </w:p>
+        </w:tc>
+        <w:tc>
+          <w:tcPr>
+            <w:tcW w:type="dxa" w:w="500"/>
+            <w:tcMar>
+              <w:top w:type="dxa" w:w="80"/>
+              <w:left w:type="dxa" w:w="100"/>
+              <w:bottom w:type="dxa" w:w="80"/>
+              <w:right w:type="dxa" w:w="100"/>
+            </w:tcMar>
+            <w:vAlign w:val="center"/>
+          </w:tcPr>
+          <w:p>
+            <w:pPr>
+              <w:spacing w:after="40"/>
+            </w:pPr>
+            <w:r>
+              <w:rPr>
+                <w:b/>
+                <w:bCs/>
+                <w:color w:val="222222"/>
+                <w:sz w:val="19"/>
+                <w:szCs w:val="19"/>
+              </w:rPr>
+              <w:t xml:space="preserve">8</w:t>
+            </w:r>
+          </w:p>
+        </w:tc>
+        <w:tc>
+          <w:tcPr>
+            <w:tcW w:type="dxa" w:w="880"/>
+            <w:tcMar>
+              <w:top w:type="dxa" w:w="80"/>
+              <w:left w:type="dxa" w:w="100"/>
+              <w:bottom w:type="dxa" w:w="80"/>
+              <w:right w:type="dxa" w:w="100"/>
+            </w:tcMar>
+            <w:vAlign w:val="center"/>
+          </w:tcPr>
+          <w:p>
+            <w:pPr>
+              <w:spacing w:after="40"/>
+            </w:pPr>
+            <w:r>
+              <w:rPr>
+                <w:b w:val="false"/>
+                <w:bCs w:val="false"/>
+                <w:color w:val="222222"/>
+                <w:sz w:val="19"/>
+                <w:szCs w:val="19"/>
+              </w:rPr>
+              <w:t xml:space="preserve">Must</w:t>
+            </w:r>
+          </w:p>
+        </w:tc>
+      </w:tr>
+      <w:tr>
+        <w:tc>
+          <w:tcPr>
+            <w:tcW w:type="dxa" w:w="700"/>
+            <w:shd w:fill="F2F2F2" w:val="clear"/>
+            <w:tcMar>
+              <w:top w:type="dxa" w:w="80"/>
+              <w:left w:type="dxa" w:w="100"/>
+              <w:bottom w:type="dxa" w:w="80"/>
+              <w:right w:type="dxa" w:w="100"/>
+            </w:tcMar>
+            <w:vAlign w:val="center"/>
+          </w:tcPr>
+          <w:p>
+            <w:pPr>
+              <w:spacing w:after="40"/>
+            </w:pPr>
+            <w:r>
+              <w:rPr>
+                <w:b/>
+                <w:bCs/>
+                <w:color w:val="222222"/>
+                <w:sz w:val="19"/>
+                <w:szCs w:val="19"/>
+              </w:rPr>
+              <w:t xml:space="preserve">US11.2</w:t>
+            </w:r>
+          </w:p>
+        </w:tc>
+        <w:tc>
+          <w:tcPr>
+            <w:tcW w:type="dxa" w:w="3500"/>
+            <w:shd w:fill="F2F2F2" w:val="clear"/>
+            <w:tcMar>
+              <w:top w:type="dxa" w:w="80"/>
+              <w:left w:type="dxa" w:w="100"/>
+              <w:bottom w:type="dxa" w:w="80"/>
+              <w:right w:type="dxa" w:w="100"/>
+            </w:tcMar>
+            <w:vAlign w:val="center"/>
+          </w:tcPr>
+          <w:p>
+            <w:r>
+              <w:rPr>
+                <w:sz w:val="19"/>
+                <w:szCs w:val="19"/>
+              </w:rPr>
+              <w:t xml:space="preserve">As a Manager,</w:t>
+            </w:r>
+          </w:p>
+          <w:p>
+            <w:r>
+              <w:rPr>
+                <w:sz w:val="19"/>
+                <w:szCs w:val="19"/>
+              </w:rPr>
+              <w:t xml:space="preserve">I want refunds, payment reversals and cancelling paid orders limited to management,</w:t>
+            </w:r>
+          </w:p>
+          <w:p>
+            <w:r>
+              <w:rPr>
+                <w:i/>
+                <w:iCs/>
+                <w:sz w:val="19"/>
+                <w:szCs w:val="19"/>
+              </w:rPr>
+              <w:t xml:space="preserve">so that floor staff cannot move money back out.</w:t>
+            </w:r>
+          </w:p>
+        </w:tc>
+        <w:tc>
+          <w:tcPr>
+            <w:tcW w:type="dxa" w:w="4500"/>
+            <w:shd w:fill="F2F2F2" w:val="clear"/>
+            <w:tcMar>
+              <w:top w:type="dxa" w:w="80"/>
+              <w:left w:type="dxa" w:w="100"/>
+              <w:bottom w:type="dxa" w:w="80"/>
+              <w:right w:type="dxa" w:w="100"/>
+            </w:tcMar>
+            <w:vAlign w:val="center"/>
+          </w:tcPr>
+          <w:p>
+            <w:pPr>
+              <w:pStyle w:val="ListParagraph"/>
+              <w:numPr>
+                <w:ilvl w:val="0"/>
+                <w:numId w:val="1"/>
+              </w:numPr>
+              <w:spacing w:after="40"/>
+            </w:pPr>
+            <w:r>
+              <w:rPr>
+                <w:sz w:val="19"/>
+                <w:szCs w:val="19"/>
+              </w:rPr>
+              <w:t xml:space="preserve">Given a paid bill, when a waiter tries to mark it unpaid, then the request is refused and the bill stays paid.</w:t>
+            </w:r>
+          </w:p>
+          <w:p>
+            <w:pPr>
+              <w:pStyle w:val="ListParagraph"/>
+              <w:numPr>
+                <w:ilvl w:val="0"/>
+                <w:numId w:val="1"/>
+              </w:numPr>
+              <w:spacing w:after="40"/>
+            </w:pPr>
+            <w:r>
+              <w:rPr>
+                <w:sz w:val="19"/>
+                <w:szCs w:val="19"/>
+              </w:rPr>
+              <w:t xml:space="preserve">Given a paid open order, when a waiter cancels it, then it is refused; when a manager cancels it, then it is cancelled and refunded.</w:t>
+            </w:r>
+          </w:p>
+          <w:p>
+            <w:pPr>
+              <w:pStyle w:val="ListParagraph"/>
+              <w:numPr>
+                <w:ilvl w:val="0"/>
+                <w:numId w:val="1"/>
+              </w:numPr>
+              <w:spacing w:after="40"/>
+            </w:pPr>
+            <w:r>
+              <w:rPr>
+                <w:sz w:val="19"/>
+                <w:szCs w:val="19"/>
+              </w:rPr>
+              <w:t xml:space="preserve">Given a customer, when they cancel their own prepaid order before the kitchen takes it, then it is cancelled and refunded.</w:t>
+            </w:r>
+          </w:p>
+        </w:tc>
+        <w:tc>
+          <w:tcPr>
+            <w:tcW w:type="dxa" w:w="500"/>
+            <w:shd w:fill="F2F2F2" w:val="clear"/>
+            <w:tcMar>
+              <w:top w:type="dxa" w:w="80"/>
+              <w:left w:type="dxa" w:w="100"/>
+              <w:bottom w:type="dxa" w:w="80"/>
+              <w:right w:type="dxa" w:w="100"/>
+            </w:tcMar>
+            <w:vAlign w:val="center"/>
+          </w:tcPr>
+          <w:p>
+            <w:pPr>
+              <w:spacing w:after="40"/>
+            </w:pPr>
+            <w:r>
+              <w:rPr>
+                <w:b/>
+                <w:bCs/>
+                <w:color w:val="222222"/>
+                <w:sz w:val="19"/>
+                <w:szCs w:val="19"/>
+              </w:rPr>
+              <w:t xml:space="preserve">5</w:t>
+            </w:r>
+          </w:p>
+        </w:tc>
+        <w:tc>
+          <w:tcPr>
+            <w:tcW w:type="dxa" w:w="880"/>
+            <w:shd w:fill="F2F2F2" w:val="clear"/>
+            <w:tcMar>
+              <w:top w:type="dxa" w:w="80"/>
+              <w:left w:type="dxa" w:w="100"/>
+              <w:bottom w:type="dxa" w:w="80"/>
+              <w:right w:type="dxa" w:w="100"/>
+            </w:tcMar>
+            <w:vAlign w:val="center"/>
+          </w:tcPr>
+          <w:p>
+            <w:pPr>
+              <w:spacing w:after="40"/>
+            </w:pPr>
+            <w:r>
+              <w:rPr>
+                <w:b w:val="false"/>
+                <w:bCs w:val="false"/>
+                <w:color w:val="222222"/>
+                <w:sz w:val="19"/>
+                <w:szCs w:val="19"/>
+              </w:rPr>
+              <w:t xml:space="preserve">Must</w:t>
+            </w:r>
+          </w:p>
+        </w:tc>
+      </w:tr>
+      <w:tr>
+        <w:tc>
+          <w:tcPr>
+            <w:tcW w:type="dxa" w:w="700"/>
+            <w:tcMar>
+              <w:top w:type="dxa" w:w="80"/>
+              <w:left w:type="dxa" w:w="100"/>
+              <w:bottom w:type="dxa" w:w="80"/>
+              <w:right w:type="dxa" w:w="100"/>
+            </w:tcMar>
+            <w:vAlign w:val="center"/>
+          </w:tcPr>
+          <w:p>
+            <w:pPr>
+              <w:spacing w:after="40"/>
+            </w:pPr>
+            <w:r>
+              <w:rPr>
+                <w:b/>
+                <w:bCs/>
+                <w:color w:val="222222"/>
+                <w:sz w:val="19"/>
+                <w:szCs w:val="19"/>
+              </w:rPr>
+              <w:t xml:space="preserve">US11.3</w:t>
+            </w:r>
+          </w:p>
+        </w:tc>
+        <w:tc>
+          <w:tcPr>
+            <w:tcW w:type="dxa" w:w="3500"/>
+            <w:tcMar>
+              <w:top w:type="dxa" w:w="80"/>
+              <w:left w:type="dxa" w:w="100"/>
+              <w:bottom w:type="dxa" w:w="80"/>
+              <w:right w:type="dxa" w:w="100"/>
+            </w:tcMar>
+            <w:vAlign w:val="center"/>
+          </w:tcPr>
+          <w:p>
+            <w:r>
+              <w:rPr>
+                <w:sz w:val="19"/>
+                <w:szCs w:val="19"/>
+              </w:rPr>
+              <w:t xml:space="preserve">As a Manager,</w:t>
+            </w:r>
+          </w:p>
+          <w:p>
+            <w:r>
+              <w:rPr>
+                <w:sz w:val="19"/>
+                <w:szCs w:val="19"/>
+              </w:rPr>
+              <w:t xml:space="preserve">I want customer records with order history protected from deletion,</w:t>
+            </w:r>
+          </w:p>
+          <w:p>
+            <w:r>
+              <w:rPr>
+                <w:i/>
+                <w:iCs/>
+                <w:sz w:val="19"/>
+                <w:szCs w:val="19"/>
+              </w:rPr>
+              <w:t xml:space="preserve">so that past orders always point at a real customer.</w:t>
+            </w:r>
+          </w:p>
+        </w:tc>
+        <w:tc>
+          <w:tcPr>
+            <w:tcW w:type="dxa" w:w="4500"/>
+            <w:tcMar>
+              <w:top w:type="dxa" w:w="80"/>
+              <w:left w:type="dxa" w:w="100"/>
+              <w:bottom w:type="dxa" w:w="80"/>
+              <w:right w:type="dxa" w:w="100"/>
+            </w:tcMar>
+            <w:vAlign w:val="center"/>
+          </w:tcPr>
+          <w:p>
+            <w:pPr>
+              <w:pStyle w:val="ListParagraph"/>
+              <w:numPr>
+                <w:ilvl w:val="0"/>
+                <w:numId w:val="1"/>
+              </w:numPr>
+              <w:spacing w:after="40"/>
+            </w:pPr>
+            <w:r>
+              <w:rPr>
+                <w:sz w:val="19"/>
+                <w:szCs w:val="19"/>
+              </w:rPr>
+              <w:t xml:space="preserve">Given a customer with orders, when a manager deletes them, then the request is refused with an explanation.</w:t>
+            </w:r>
+          </w:p>
+          <w:p>
+            <w:pPr>
+              <w:pStyle w:val="ListParagraph"/>
+              <w:numPr>
+                <w:ilvl w:val="0"/>
+                <w:numId w:val="1"/>
+              </w:numPr>
+              <w:spacing w:after="40"/>
+            </w:pPr>
+            <w:r>
+              <w:rPr>
+                <w:sz w:val="19"/>
+                <w:szCs w:val="19"/>
+              </w:rPr>
+              <w:t xml:space="preserve">Given a waiter, when they view a customer, then no delete action is offered.</w:t>
+            </w:r>
+          </w:p>
+        </w:tc>
+        <w:tc>
+          <w:tcPr>
+            <w:tcW w:type="dxa" w:w="500"/>
+            <w:tcMar>
+              <w:top w:type="dxa" w:w="80"/>
+              <w:left w:type="dxa" w:w="100"/>
+              <w:bottom w:type="dxa" w:w="80"/>
+              <w:right w:type="dxa" w:w="100"/>
+            </w:tcMar>
+            <w:vAlign w:val="center"/>
+          </w:tcPr>
+          <w:p>
+            <w:pPr>
+              <w:spacing w:after="40"/>
+            </w:pPr>
+            <w:r>
+              <w:rPr>
+                <w:b/>
+                <w:bCs/>
+                <w:color w:val="222222"/>
+                <w:sz w:val="19"/>
+                <w:szCs w:val="19"/>
+              </w:rPr>
+              <w:t xml:space="preserve">3</w:t>
+            </w:r>
+          </w:p>
+        </w:tc>
+        <w:tc>
+          <w:tcPr>
+            <w:tcW w:type="dxa" w:w="880"/>
+            <w:tcMar>
+              <w:top w:type="dxa" w:w="80"/>
+              <w:left w:type="dxa" w:w="100"/>
+              <w:bottom w:type="dxa" w:w="80"/>
+              <w:right w:type="dxa" w:w="100"/>
+            </w:tcMar>
+            <w:vAlign w:val="center"/>
+          </w:tcPr>
+          <w:p>
+            <w:pPr>
+              <w:spacing w:after="40"/>
+            </w:pPr>
+            <w:r>
+              <w:rPr>
+                <w:b w:val="false"/>
+                <w:bCs w:val="false"/>
+                <w:color w:val="222222"/>
+                <w:sz w:val="19"/>
+                <w:szCs w:val="19"/>
+              </w:rPr>
+              <w:t xml:space="preserve">Must</w:t>
+            </w:r>
+          </w:p>
+        </w:tc>
+      </w:tr>
+      <w:tr>
+        <w:tc>
+          <w:tcPr>
+            <w:tcW w:type="dxa" w:w="700"/>
+            <w:shd w:fill="F2F2F2" w:val="clear"/>
+            <w:tcMar>
+              <w:top w:type="dxa" w:w="80"/>
+              <w:left w:type="dxa" w:w="100"/>
+              <w:bottom w:type="dxa" w:w="80"/>
+              <w:right w:type="dxa" w:w="100"/>
+            </w:tcMar>
+            <w:vAlign w:val="center"/>
+          </w:tcPr>
+          <w:p>
+            <w:pPr>
+              <w:spacing w:after="40"/>
+            </w:pPr>
+            <w:r>
+              <w:rPr>
+                <w:b/>
+                <w:bCs/>
+                <w:color w:val="222222"/>
+                <w:sz w:val="19"/>
+                <w:szCs w:val="19"/>
+              </w:rPr>
+              <w:t xml:space="preserve">US11.4</w:t>
+            </w:r>
+          </w:p>
+        </w:tc>
+        <w:tc>
+          <w:tcPr>
+            <w:tcW w:type="dxa" w:w="3500"/>
+            <w:shd w:fill="F2F2F2" w:val="clear"/>
+            <w:tcMar>
+              <w:top w:type="dxa" w:w="80"/>
+              <w:left w:type="dxa" w:w="100"/>
+              <w:bottom w:type="dxa" w:w="80"/>
+              <w:right w:type="dxa" w:w="100"/>
+            </w:tcMar>
+            <w:vAlign w:val="center"/>
+          </w:tcPr>
+          <w:p>
+            <w:r>
+              <w:rPr>
+                <w:sz w:val="19"/>
+                <w:szCs w:val="19"/>
+              </w:rPr>
+              <w:t xml:space="preserve">As a Manager,</w:t>
+            </w:r>
+          </w:p>
+          <w:p>
+            <w:r>
+              <w:rPr>
+                <w:sz w:val="19"/>
+                <w:szCs w:val="19"/>
+              </w:rPr>
+              <w:t xml:space="preserve">I want recipes visible only to the kitchen and management,</w:t>
+            </w:r>
+          </w:p>
+          <w:p>
+            <w:r>
+              <w:rPr>
+                <w:i/>
+                <w:iCs/>
+                <w:sz w:val="19"/>
+                <w:szCs w:val="19"/>
+              </w:rPr>
+              <w:t xml:space="preserve">so that recipe and costing information stays internal.</w:t>
+            </w:r>
+          </w:p>
+        </w:tc>
+        <w:tc>
+          <w:tcPr>
+            <w:tcW w:type="dxa" w:w="4500"/>
+            <w:shd w:fill="F2F2F2" w:val="clear"/>
+            <w:tcMar>
+              <w:top w:type="dxa" w:w="80"/>
+              <w:left w:type="dxa" w:w="100"/>
+              <w:bottom w:type="dxa" w:w="80"/>
+              <w:right w:type="dxa" w:w="100"/>
+            </w:tcMar>
+            <w:vAlign w:val="center"/>
+          </w:tcPr>
+          <w:p>
+            <w:pPr>
+              <w:pStyle w:val="ListParagraph"/>
+              <w:numPr>
+                <w:ilvl w:val="0"/>
+                <w:numId w:val="1"/>
+              </w:numPr>
+              <w:spacing w:after="40"/>
+            </w:pPr>
+            <w:r>
+              <w:rPr>
+                <w:sz w:val="19"/>
+                <w:szCs w:val="19"/>
+              </w:rPr>
+              <w:t xml:space="preserve">Given a waiter, customer or guest, when they load the menu, then no recipe data is included; chefs and managers still see it.</w:t>
+            </w:r>
+          </w:p>
+        </w:tc>
+        <w:tc>
+          <w:tcPr>
+            <w:tcW w:type="dxa" w:w="500"/>
+            <w:shd w:fill="F2F2F2" w:val="clear"/>
+            <w:tcMar>
+              <w:top w:type="dxa" w:w="80"/>
+              <w:left w:type="dxa" w:w="100"/>
+              <w:bottom w:type="dxa" w:w="80"/>
+              <w:right w:type="dxa" w:w="100"/>
+            </w:tcMar>
+            <w:vAlign w:val="center"/>
+          </w:tcPr>
+          <w:p>
+            <w:pPr>
+              <w:spacing w:after="40"/>
+            </w:pPr>
+            <w:r>
+              <w:rPr>
+                <w:b/>
+                <w:bCs/>
+                <w:color w:val="222222"/>
+                <w:sz w:val="19"/>
+                <w:szCs w:val="19"/>
+              </w:rPr>
+              <w:t xml:space="preserve">3</w:t>
+            </w:r>
+          </w:p>
+        </w:tc>
+        <w:tc>
+          <w:tcPr>
+            <w:tcW w:type="dxa" w:w="880"/>
+            <w:shd w:fill="F2F2F2" w:val="clear"/>
+            <w:tcMar>
+              <w:top w:type="dxa" w:w="80"/>
+              <w:left w:type="dxa" w:w="100"/>
+              <w:bottom w:type="dxa" w:w="80"/>
+              <w:right w:type="dxa" w:w="100"/>
+            </w:tcMar>
+            <w:vAlign w:val="center"/>
+          </w:tcPr>
+          <w:p>
+            <w:pPr>
+              <w:spacing w:after="40"/>
+            </w:pPr>
+            <w:r>
+              <w:rPr>
+                <w:b w:val="false"/>
+                <w:bCs w:val="false"/>
+                <w:color w:val="222222"/>
+                <w:sz w:val="19"/>
+                <w:szCs w:val="19"/>
+              </w:rPr>
+              <w:t xml:space="preserve">Must</w:t>
+            </w:r>
+          </w:p>
+        </w:tc>
+      </w:tr>
+      <w:tr>
+        <w:tc>
+          <w:tcPr>
+            <w:tcW w:type="dxa" w:w="700"/>
+            <w:tcMar>
+              <w:top w:type="dxa" w:w="80"/>
+              <w:left w:type="dxa" w:w="100"/>
+              <w:bottom w:type="dxa" w:w="80"/>
+              <w:right w:type="dxa" w:w="100"/>
+            </w:tcMar>
+            <w:vAlign w:val="center"/>
+          </w:tcPr>
+          <w:p>
+            <w:pPr>
+              <w:spacing w:after="40"/>
+            </w:pPr>
+            <w:r>
+              <w:rPr>
+                <w:b/>
+                <w:bCs/>
+                <w:color w:val="222222"/>
+                <w:sz w:val="19"/>
+                <w:szCs w:val="19"/>
+              </w:rPr>
+              <w:t xml:space="preserve">US11.5</w:t>
+            </w:r>
+          </w:p>
+        </w:tc>
+        <w:tc>
+          <w:tcPr>
+            <w:tcW w:type="dxa" w:w="3500"/>
+            <w:tcMar>
+              <w:top w:type="dxa" w:w="80"/>
+              <w:left w:type="dxa" w:w="100"/>
+              <w:bottom w:type="dxa" w:w="80"/>
+              <w:right w:type="dxa" w:w="100"/>
+            </w:tcMar>
+            <w:vAlign w:val="center"/>
+          </w:tcPr>
+          <w:p>
+            <w:r>
+              <w:rPr>
+                <w:sz w:val="19"/>
+                <w:szCs w:val="19"/>
+              </w:rPr>
+              <w:t xml:space="preserve">As a Manager,</w:t>
+            </w:r>
+          </w:p>
+          <w:p>
+            <w:r>
+              <w:rPr>
+                <w:sz w:val="19"/>
+                <w:szCs w:val="19"/>
+              </w:rPr>
+              <w:t xml:space="preserve">I want the public booking and job-application forms rate limited,</w:t>
+            </w:r>
+          </w:p>
+          <w:p>
+            <w:r>
+              <w:rPr>
+                <w:i/>
+                <w:iCs/>
+                <w:sz w:val="19"/>
+                <w:szCs w:val="19"/>
+              </w:rPr>
+              <w:t xml:space="preserve">so that they cannot be used to flood staff with notifications.</w:t>
+            </w:r>
+          </w:p>
+        </w:tc>
+        <w:tc>
+          <w:tcPr>
+            <w:tcW w:type="dxa" w:w="4500"/>
+            <w:tcMar>
+              <w:top w:type="dxa" w:w="80"/>
+              <w:left w:type="dxa" w:w="100"/>
+              <w:bottom w:type="dxa" w:w="80"/>
+              <w:right w:type="dxa" w:w="100"/>
+            </w:tcMar>
+            <w:vAlign w:val="center"/>
+          </w:tcPr>
+          <w:p>
+            <w:pPr>
+              <w:pStyle w:val="ListParagraph"/>
+              <w:numPr>
+                <w:ilvl w:val="0"/>
+                <w:numId w:val="1"/>
+              </w:numPr>
+              <w:spacing w:after="40"/>
+            </w:pPr>
+            <w:r>
+              <w:rPr>
+                <w:sz w:val="19"/>
+                <w:szCs w:val="19"/>
+              </w:rPr>
+              <w:t xml:space="preserve">Given a guest, when they submit more than the allowed bookings or applications in the window, then further submissions answer 429 with a retry time.</w:t>
+            </w:r>
+          </w:p>
+          <w:p>
+            <w:pPr>
+              <w:pStyle w:val="ListParagraph"/>
+              <w:numPr>
+                <w:ilvl w:val="0"/>
+                <w:numId w:val="1"/>
+              </w:numPr>
+              <w:spacing w:after="40"/>
+            </w:pPr>
+            <w:r>
+              <w:rPr>
+                <w:sz w:val="19"/>
+                <w:szCs w:val="19"/>
+              </w:rPr>
+              <w:t xml:space="preserve">Given signed-in staff, when they create bookings, then they are never limited.</w:t>
+            </w:r>
+          </w:p>
+        </w:tc>
+        <w:tc>
+          <w:tcPr>
+            <w:tcW w:type="dxa" w:w="500"/>
+            <w:tcMar>
+              <w:top w:type="dxa" w:w="80"/>
+              <w:left w:type="dxa" w:w="100"/>
+              <w:bottom w:type="dxa" w:w="80"/>
+              <w:right w:type="dxa" w:w="100"/>
+            </w:tcMar>
+            <w:vAlign w:val="center"/>
+          </w:tcPr>
+          <w:p>
+            <w:pPr>
+              <w:spacing w:after="40"/>
+            </w:pPr>
+            <w:r>
+              <w:rPr>
+                <w:b/>
+                <w:bCs/>
+                <w:color w:val="222222"/>
+                <w:sz w:val="19"/>
+                <w:szCs w:val="19"/>
+              </w:rPr>
+              <w:t xml:space="preserve">3</w:t>
+            </w:r>
+          </w:p>
+        </w:tc>
+        <w:tc>
+          <w:tcPr>
+            <w:tcW w:type="dxa" w:w="880"/>
+            <w:tcMar>
+              <w:top w:type="dxa" w:w="80"/>
+              <w:left w:type="dxa" w:w="100"/>
+              <w:bottom w:type="dxa" w:w="80"/>
+              <w:right w:type="dxa" w:w="100"/>
+            </w:tcMar>
+            <w:vAlign w:val="center"/>
+          </w:tcPr>
+          <w:p>
+            <w:pPr>
+              <w:spacing w:after="40"/>
+            </w:pPr>
+            <w:r>
+              <w:rPr>
+                <w:b w:val="false"/>
+                <w:bCs w:val="false"/>
+                <w:color w:val="222222"/>
+                <w:sz w:val="19"/>
+                <w:szCs w:val="19"/>
+              </w:rPr>
+              <w:t xml:space="preserve">Must</w:t>
+            </w:r>
+          </w:p>
+        </w:tc>
+      </w:tr>
+      <w:tr>
+        <w:tc>
+          <w:tcPr>
+            <w:tcW w:type="dxa" w:w="700"/>
+            <w:shd w:fill="F2F2F2" w:val="clear"/>
+            <w:tcMar>
+              <w:top w:type="dxa" w:w="80"/>
+              <w:left w:type="dxa" w:w="100"/>
+              <w:bottom w:type="dxa" w:w="80"/>
+              <w:right w:type="dxa" w:w="100"/>
+            </w:tcMar>
+            <w:vAlign w:val="center"/>
+          </w:tcPr>
+          <w:p>
+            <w:pPr>
+              <w:spacing w:after="40"/>
+            </w:pPr>
+            <w:r>
+              <w:rPr>
+                <w:b/>
+                <w:bCs/>
+                <w:color w:val="222222"/>
+                <w:sz w:val="19"/>
+                <w:szCs w:val="19"/>
+              </w:rPr>
+              <w:t xml:space="preserve">US11.6</w:t>
+            </w:r>
+          </w:p>
+        </w:tc>
+        <w:tc>
+          <w:tcPr>
+            <w:tcW w:type="dxa" w:w="3500"/>
+            <w:shd w:fill="F2F2F2" w:val="clear"/>
+            <w:tcMar>
+              <w:top w:type="dxa" w:w="80"/>
+              <w:left w:type="dxa" w:w="100"/>
+              <w:bottom w:type="dxa" w:w="80"/>
+              <w:right w:type="dxa" w:w="100"/>
+            </w:tcMar>
+            <w:vAlign w:val="center"/>
+          </w:tcPr>
+          <w:p>
+            <w:r>
+              <w:rPr>
+                <w:sz w:val="19"/>
+                <w:szCs w:val="19"/>
+              </w:rPr>
+              <w:t xml:space="preserve">As a QA/DevOps engineer,</w:t>
+            </w:r>
+          </w:p>
+          <w:p>
+            <w:r>
+              <w:rPr>
+                <w:sz w:val="19"/>
+                <w:szCs w:val="19"/>
+              </w:rPr>
+              <w:t xml:space="preserve">I want a live API status page,</w:t>
+            </w:r>
+          </w:p>
+          <w:p>
+            <w:r>
+              <w:rPr>
+                <w:i/>
+                <w:iCs/>
+                <w:sz w:val="19"/>
+                <w:szCs w:val="19"/>
+              </w:rPr>
+              <w:t xml:space="preserve">so that I can see every endpoint, what it expects and whether it is up.</w:t>
+            </w:r>
+          </w:p>
+        </w:tc>
+        <w:tc>
+          <w:tcPr>
+            <w:tcW w:type="dxa" w:w="4500"/>
+            <w:shd w:fill="F2F2F2" w:val="clear"/>
+            <w:tcMar>
+              <w:top w:type="dxa" w:w="80"/>
+              <w:left w:type="dxa" w:w="100"/>
+              <w:bottom w:type="dxa" w:w="80"/>
+              <w:right w:type="dxa" w:w="100"/>
+            </w:tcMar>
+            <w:vAlign w:val="center"/>
+          </w:tcPr>
+          <w:p>
+            <w:pPr>
+              <w:pStyle w:val="ListParagraph"/>
+              <w:numPr>
+                <w:ilvl w:val="0"/>
+                <w:numId w:val="1"/>
+              </w:numPr>
+              <w:spacing w:after="40"/>
+            </w:pPr>
+            <w:r>
+              <w:rPr>
+                <w:sz w:val="19"/>
+                <w:szCs w:val="19"/>
+              </w:rPr>
+              <w:t xml:space="preserve">Given a browser, when it opens /api/health, then it sees every endpoint grouped by module with roles, inputs, an example response and live status.</w:t>
+            </w:r>
+          </w:p>
+          <w:p>
+            <w:pPr>
+              <w:pStyle w:val="ListParagraph"/>
+              <w:numPr>
+                <w:ilvl w:val="0"/>
+                <w:numId w:val="1"/>
+              </w:numPr>
+              <w:spacing w:after="40"/>
+            </w:pPr>
+            <w:r>
+              <w:rPr>
+                <w:sz w:val="19"/>
+                <w:szCs w:val="19"/>
+              </w:rPr>
+              <w:t xml:space="preserve">Given a script, when it calls /api/health, then it still receives JSON with status, service and time.</w:t>
+            </w:r>
+          </w:p>
+          <w:p>
+            <w:pPr>
+              <w:pStyle w:val="ListParagraph"/>
+              <w:numPr>
+                <w:ilvl w:val="0"/>
+                <w:numId w:val="1"/>
+              </w:numPr>
+              <w:spacing w:after="40"/>
+            </w:pPr>
+            <w:r>
+              <w:rPr>
+                <w:sz w:val="19"/>
+                <w:szCs w:val="19"/>
+              </w:rPr>
+              <w:t xml:space="preserve">Given the live checks run, then only read-only endpoints are called and no data changes.</w:t>
+            </w:r>
+          </w:p>
+        </w:tc>
+        <w:tc>
+          <w:tcPr>
+            <w:tcW w:type="dxa" w:w="500"/>
+            <w:shd w:fill="F2F2F2" w:val="clear"/>
+            <w:tcMar>
+              <w:top w:type="dxa" w:w="80"/>
+              <w:left w:type="dxa" w:w="100"/>
+              <w:bottom w:type="dxa" w:w="80"/>
+              <w:right w:type="dxa" w:w="100"/>
+            </w:tcMar>
+            <w:vAlign w:val="center"/>
+          </w:tcPr>
+          <w:p>
+            <w:pPr>
+              <w:spacing w:after="40"/>
+            </w:pPr>
+            <w:r>
+              <w:rPr>
+                <w:b/>
+                <w:bCs/>
+                <w:color w:val="222222"/>
+                <w:sz w:val="19"/>
+                <w:szCs w:val="19"/>
+              </w:rPr>
+              <w:t xml:space="preserve">5</w:t>
+            </w:r>
+          </w:p>
+        </w:tc>
+        <w:tc>
+          <w:tcPr>
+            <w:tcW w:type="dxa" w:w="880"/>
+            <w:shd w:fill="F2F2F2" w:val="clear"/>
+            <w:tcMar>
+              <w:top w:type="dxa" w:w="80"/>
+              <w:left w:type="dxa" w:w="100"/>
+              <w:bottom w:type="dxa" w:w="80"/>
+              <w:right w:type="dxa" w:w="100"/>
+            </w:tcMar>
+            <w:vAlign w:val="center"/>
+          </w:tcPr>
+          <w:p>
+            <w:pPr>
+              <w:spacing w:after="40"/>
+            </w:pPr>
+            <w:r>
+              <w:rPr>
+                <w:b w:val="false"/>
+                <w:bCs w:val="false"/>
+                <w:color w:val="222222"/>
+                <w:sz w:val="19"/>
+                <w:szCs w:val="19"/>
+              </w:rPr>
+              <w:t xml:space="preserve">Must</w:t>
+            </w:r>
+          </w:p>
+        </w:tc>
+      </w:tr>
+      <w:tr>
+        <w:tc>
+          <w:tcPr>
+            <w:tcW w:type="dxa" w:w="700"/>
+            <w:tcMar>
+              <w:top w:type="dxa" w:w="80"/>
+              <w:left w:type="dxa" w:w="100"/>
+              <w:bottom w:type="dxa" w:w="80"/>
+              <w:right w:type="dxa" w:w="100"/>
+            </w:tcMar>
+            <w:vAlign w:val="center"/>
+          </w:tcPr>
+          <w:p>
+            <w:pPr>
+              <w:spacing w:after="40"/>
+            </w:pPr>
+            <w:r>
+              <w:rPr>
+                <w:b/>
+                <w:bCs/>
+                <w:color w:val="222222"/>
+                <w:sz w:val="19"/>
+                <w:szCs w:val="19"/>
+              </w:rPr>
+              <w:t xml:space="preserve">US11.7</w:t>
+            </w:r>
+          </w:p>
+        </w:tc>
+        <w:tc>
+          <w:tcPr>
+            <w:tcW w:type="dxa" w:w="3500"/>
+            <w:tcMar>
+              <w:top w:type="dxa" w:w="80"/>
+              <w:left w:type="dxa" w:w="100"/>
+              <w:bottom w:type="dxa" w:w="80"/>
+              <w:right w:type="dxa" w:w="100"/>
+            </w:tcMar>
+            <w:vAlign w:val="center"/>
+          </w:tcPr>
+          <w:p>
+            <w:r>
+              <w:rPr>
+                <w:sz w:val="19"/>
+                <w:szCs w:val="19"/>
+              </w:rPr>
+              <w:t xml:space="preserve">As a Manager,</w:t>
+            </w:r>
+          </w:p>
+          <w:p>
+            <w:r>
+              <w:rPr>
+                <w:sz w:val="19"/>
+                <w:szCs w:val="19"/>
+              </w:rPr>
+              <w:t xml:space="preserve">I want settings and menu edits to reject invalid values,</w:t>
+            </w:r>
+          </w:p>
+          <w:p>
+            <w:r>
+              <w:rPr>
+                <w:i/>
+                <w:iCs/>
+                <w:sz w:val="19"/>
+                <w:szCs w:val="19"/>
+              </w:rPr>
+              <w:t xml:space="preserve">so that a typo cannot silently zero the tax rate.</w:t>
+            </w:r>
+          </w:p>
+        </w:tc>
+        <w:tc>
+          <w:tcPr>
+            <w:tcW w:type="dxa" w:w="4500"/>
+            <w:tcMar>
+              <w:top w:type="dxa" w:w="80"/>
+              <w:left w:type="dxa" w:w="100"/>
+              <w:bottom w:type="dxa" w:w="80"/>
+              <w:right w:type="dxa" w:w="100"/>
+            </w:tcMar>
+            <w:vAlign w:val="center"/>
+          </w:tcPr>
+          <w:p>
+            <w:pPr>
+              <w:pStyle w:val="ListParagraph"/>
+              <w:numPr>
+                <w:ilvl w:val="0"/>
+                <w:numId w:val="1"/>
+              </w:numPr>
+              <w:spacing w:after="40"/>
+            </w:pPr>
+            <w:r>
+              <w:rPr>
+                <w:sz w:val="19"/>
+                <w:szCs w:val="19"/>
+              </w:rPr>
+              <w:t xml:space="preserve">Given a settings or category update with a blank, null or non-numeric number, when it is saved, then it is rejected and nothing changes.</w:t>
+            </w:r>
+          </w:p>
+        </w:tc>
+        <w:tc>
+          <w:tcPr>
+            <w:tcW w:type="dxa" w:w="500"/>
+            <w:tcMar>
+              <w:top w:type="dxa" w:w="80"/>
+              <w:left w:type="dxa" w:w="100"/>
+              <w:bottom w:type="dxa" w:w="80"/>
+              <w:right w:type="dxa" w:w="100"/>
+            </w:tcMar>
+            <w:vAlign w:val="center"/>
+          </w:tcPr>
+          <w:p>
+            <w:pPr>
+              <w:spacing w:after="40"/>
+            </w:pPr>
+            <w:r>
+              <w:rPr>
+                <w:b/>
+                <w:bCs/>
+                <w:color w:val="222222"/>
+                <w:sz w:val="19"/>
+                <w:szCs w:val="19"/>
+              </w:rPr>
+              <w:t xml:space="preserve">3</w:t>
+            </w:r>
+          </w:p>
+        </w:tc>
+        <w:tc>
+          <w:tcPr>
+            <w:tcW w:type="dxa" w:w="880"/>
+            <w:tcMar>
+              <w:top w:type="dxa" w:w="80"/>
+              <w:left w:type="dxa" w:w="100"/>
+              <w:bottom w:type="dxa" w:w="80"/>
+              <w:right w:type="dxa" w:w="100"/>
+            </w:tcMar>
+            <w:vAlign w:val="center"/>
+          </w:tcPr>
+          <w:p>
+            <w:pPr>
+              <w:spacing w:after="40"/>
+            </w:pPr>
+            <w:r>
+              <w:rPr>
+                <w:b w:val="false"/>
+                <w:bCs w:val="false"/>
+                <w:color w:val="222222"/>
+                <w:sz w:val="19"/>
+                <w:szCs w:val="19"/>
+              </w:rPr>
+              <w:t xml:space="preserve">Must</w:t>
+            </w:r>
+          </w:p>
+        </w:tc>
+      </w:tr>
+    </w:tbl>
+    <w:p>
+      <w:pPr>
+        <w:spacing w:after="200"/>
+      </w:pPr>
+    </w:p>
+    <w:p>
+      <w:pPr>
+        <w:pStyle w:val="Heading2"/>
+        <w:spacing w:after="150" w:before="300"/>
+      </w:pPr>
+      <w:r>
+        <w:rPr>
+          <w:b/>
+          <w:bCs/>
+          <w:color w:val="1F3A5F"/>
+          <w:sz w:val="26"/>
+          <w:szCs w:val="26"/>
+        </w:rPr>
+        <w:t xml:space="preserve">Module 12: Staff Accounts &amp; Hierarchy</w:t>
+      </w:r>
+    </w:p>
+    <w:p>
+      <w:pPr>
+        <w:spacing w:after="120"/>
+      </w:pPr>
+      <w:r>
+        <w:rPr>
+          <w:b w:val="false"/>
+          <w:bCs w:val="false"/>
+          <w:i/>
+          <w:iCs/>
+          <w:color w:val="222222"/>
+          <w:sz w:val="21"/>
+          <w:szCs w:val="21"/>
+        </w:rPr>
+        <w:t xml:space="preserve">Sprint: 12  |  Priority: Must  |  Module Lead: #5  |  Stakeholders: Waiter, Chef, Manager, Admin</w:t>
+      </w:r>
+    </w:p>
+    <w:p>
+      <w:pPr>
+        <w:spacing w:after="120"/>
+      </w:pPr>
+      <w:r>
+        <w:rPr>
+          <w:b w:val="false"/>
+          <w:bCs w:val="false"/>
+          <w:i w:val="false"/>
+          <w:iCs w:val="false"/>
+          <w:color w:val="222222"/>
+          <w:sz w:val="21"/>
+          <w:szCs w:val="21"/>
+        </w:rPr>
+        <w:t xml:space="preserve">Sprint Goal: Give every staff member an account page, and let seniors manage the accounts below them, never above.</w:t>
+      </w:r>
+    </w:p>
+    <w:p>
+      <w:pPr>
+        <w:spacing w:after="120"/>
+      </w:pPr>
+      <w:r>
+        <w:rPr>
+          <w:b w:val="false"/>
+          <w:bCs w:val="false"/>
+          <w:i w:val="false"/>
+          <w:iCs w:val="false"/>
+          <w:color w:val="222222"/>
+          <w:sz w:val="21"/>
+          <w:szCs w:val="21"/>
+        </w:rPr>
+        <w:t xml:space="preserve">Status: Delivered</w:t>
+      </w:r>
+    </w:p>
+    <w:tbl>
+      <w:tblPr>
+        <w:tblW w:type="dxa" w:w="10080"/>
+        <w:tblBorders>
+          <w:top w:val="single" w:color="auto" w:sz="4"/>
+          <w:left w:val="single" w:color="auto" w:sz="4"/>
+          <w:bottom w:val="single" w:color="auto" w:sz="4"/>
+          <w:right w:val="single" w:color="auto" w:sz="4"/>
+          <w:insideH w:val="single" w:color="auto" w:sz="4"/>
+          <w:insideV w:val="single" w:color="auto" w:sz="4"/>
+        </w:tblBorders>
+      </w:tblPr>
+      <w:tblGrid>
+        <w:gridCol w:w="700"/>
+        <w:gridCol w:w="3500"/>
+        <w:gridCol w:w="4500"/>
+        <w:gridCol w:w="500"/>
+        <w:gridCol w:w="880"/>
+      </w:tblGrid>
+      <w:tr>
+        <w:trPr>
+          <w:tblHeader/>
+        </w:trPr>
+        <w:tc>
+          <w:tcPr>
+            <w:tcW w:type="dxa" w:w="700"/>
+            <w:shd w:fill="1F3A5F" w:val="clear"/>
+            <w:tcMar>
+              <w:top w:type="dxa" w:w="80"/>
+              <w:left w:type="dxa" w:w="100"/>
+              <w:bottom w:type="dxa" w:w="80"/>
+              <w:right w:type="dxa" w:w="100"/>
+            </w:tcMar>
+          </w:tcPr>
+          <w:p>
+            <w:pPr>
+              <w:spacing w:after="40"/>
+            </w:pPr>
+            <w:r>
+              <w:rPr>
+                <w:b/>
+                <w:bCs/>
+                <w:color w:val="FFFFFF"/>
+                <w:sz w:val="19"/>
+                <w:szCs w:val="19"/>
+              </w:rPr>
+              <w:t xml:space="preserve">ID</w:t>
+            </w:r>
+          </w:p>
+        </w:tc>
+        <w:tc>
+          <w:tcPr>
+            <w:tcW w:type="dxa" w:w="3500"/>
+            <w:shd w:fill="1F3A5F" w:val="clear"/>
+            <w:tcMar>
+              <w:top w:type="dxa" w:w="80"/>
+              <w:left w:type="dxa" w:w="100"/>
+              <w:bottom w:type="dxa" w:w="80"/>
+              <w:right w:type="dxa" w:w="100"/>
+            </w:tcMar>
+          </w:tcPr>
+          <w:p>
+            <w:pPr>
+              <w:spacing w:after="40"/>
+            </w:pPr>
+            <w:r>
+              <w:rPr>
+                <w:b/>
+                <w:bCs/>
+                <w:color w:val="FFFFFF"/>
+                <w:sz w:val="19"/>
+                <w:szCs w:val="19"/>
+              </w:rPr>
+              <w:t xml:space="preserve">User Story</w:t>
+            </w:r>
+          </w:p>
+        </w:tc>
+        <w:tc>
+          <w:tcPr>
+            <w:tcW w:type="dxa" w:w="4500"/>
+            <w:shd w:fill="1F3A5F" w:val="clear"/>
+            <w:tcMar>
+              <w:top w:type="dxa" w:w="80"/>
+              <w:left w:type="dxa" w:w="100"/>
+              <w:bottom w:type="dxa" w:w="80"/>
+              <w:right w:type="dxa" w:w="100"/>
+            </w:tcMar>
+          </w:tcPr>
+          <w:p>
+            <w:pPr>
+              <w:spacing w:after="40"/>
+            </w:pPr>
+            <w:r>
+              <w:rPr>
+                <w:b/>
+                <w:bCs/>
+                <w:color w:val="FFFFFF"/>
+                <w:sz w:val="19"/>
+                <w:szCs w:val="19"/>
+              </w:rPr>
+              <w:t xml:space="preserve">Acceptance Criteria</w:t>
+            </w:r>
+          </w:p>
+        </w:tc>
+        <w:tc>
+          <w:tcPr>
+            <w:tcW w:type="dxa" w:w="500"/>
+            <w:shd w:fill="1F3A5F" w:val="clear"/>
+            <w:tcMar>
+              <w:top w:type="dxa" w:w="80"/>
+              <w:left w:type="dxa" w:w="100"/>
+              <w:bottom w:type="dxa" w:w="80"/>
+              <w:right w:type="dxa" w:w="100"/>
+            </w:tcMar>
+          </w:tcPr>
+          <w:p>
+            <w:pPr>
+              <w:spacing w:after="40"/>
+            </w:pPr>
+            <w:r>
+              <w:rPr>
+                <w:b/>
+                <w:bCs/>
+                <w:color w:val="FFFFFF"/>
+                <w:sz w:val="19"/>
+                <w:szCs w:val="19"/>
+              </w:rPr>
+              <w:t xml:space="preserve">Pts</w:t>
+            </w:r>
+          </w:p>
+        </w:tc>
+        <w:tc>
+          <w:tcPr>
+            <w:tcW w:type="dxa" w:w="880"/>
+            <w:shd w:fill="1F3A5F" w:val="clear"/>
+            <w:tcMar>
+              <w:top w:type="dxa" w:w="80"/>
+              <w:left w:type="dxa" w:w="100"/>
+              <w:bottom w:type="dxa" w:w="80"/>
+              <w:right w:type="dxa" w:w="100"/>
+            </w:tcMar>
+          </w:tcPr>
+          <w:p>
+            <w:pPr>
+              <w:spacing w:after="40"/>
+            </w:pPr>
+            <w:r>
+              <w:rPr>
+                <w:b/>
+                <w:bCs/>
+                <w:color w:val="FFFFFF"/>
+                <w:sz w:val="19"/>
+                <w:szCs w:val="19"/>
+              </w:rPr>
+              <w:t xml:space="preserve">Pri.</w:t>
+            </w:r>
+          </w:p>
+        </w:tc>
+      </w:tr>
+      <w:tr>
+        <w:tc>
+          <w:tcPr>
+            <w:tcW w:type="dxa" w:w="700"/>
+            <w:tcMar>
+              <w:top w:type="dxa" w:w="80"/>
+              <w:left w:type="dxa" w:w="100"/>
+              <w:bottom w:type="dxa" w:w="80"/>
+              <w:right w:type="dxa" w:w="100"/>
+            </w:tcMar>
+            <w:vAlign w:val="center"/>
+          </w:tcPr>
+          <w:p>
+            <w:pPr>
+              <w:spacing w:after="40"/>
+            </w:pPr>
+            <w:r>
+              <w:rPr>
+                <w:b/>
+                <w:bCs/>
+                <w:color w:val="222222"/>
+                <w:sz w:val="19"/>
+                <w:szCs w:val="19"/>
+              </w:rPr>
+              <w:t xml:space="preserve">US12.1</w:t>
+            </w:r>
+          </w:p>
+        </w:tc>
+        <w:tc>
+          <w:tcPr>
+            <w:tcW w:type="dxa" w:w="3500"/>
+            <w:tcMar>
+              <w:top w:type="dxa" w:w="80"/>
+              <w:left w:type="dxa" w:w="100"/>
+              <w:bottom w:type="dxa" w:w="80"/>
+              <w:right w:type="dxa" w:w="100"/>
+            </w:tcMar>
+            <w:vAlign w:val="center"/>
+          </w:tcPr>
+          <w:p>
+            <w:r>
+              <w:rPr>
+                <w:sz w:val="19"/>
+                <w:szCs w:val="19"/>
+              </w:rPr>
+              <w:t xml:space="preserve">As a staff member,</w:t>
+            </w:r>
+          </w:p>
+          <w:p>
+            <w:r>
+              <w:rPr>
+                <w:sz w:val="19"/>
+                <w:szCs w:val="19"/>
+              </w:rPr>
+              <w:t xml:space="preserve">I want a My account page showing my role and what it lets me do,</w:t>
+            </w:r>
+          </w:p>
+          <w:p>
+            <w:r>
+              <w:rPr>
+                <w:i/>
+                <w:iCs/>
+                <w:sz w:val="19"/>
+                <w:szCs w:val="19"/>
+              </w:rPr>
+              <w:t xml:space="preserve">so that I know my permissions.</w:t>
+            </w:r>
+          </w:p>
+        </w:tc>
+        <w:tc>
+          <w:tcPr>
+            <w:tcW w:type="dxa" w:w="4500"/>
+            <w:tcMar>
+              <w:top w:type="dxa" w:w="80"/>
+              <w:left w:type="dxa" w:w="100"/>
+              <w:bottom w:type="dxa" w:w="80"/>
+              <w:right w:type="dxa" w:w="100"/>
+            </w:tcMar>
+            <w:vAlign w:val="center"/>
+          </w:tcPr>
+          <w:p>
+            <w:pPr>
+              <w:pStyle w:val="ListParagraph"/>
+              <w:numPr>
+                <w:ilvl w:val="0"/>
+                <w:numId w:val="1"/>
+              </w:numPr>
+              <w:spacing w:after="40"/>
+            </w:pPr>
+            <w:r>
+              <w:rPr>
+                <w:sz w:val="19"/>
+                <w:szCs w:val="19"/>
+              </w:rPr>
+              <w:t xml:space="preserve">Given any staff role, when they open My account, then they see their name, role, status and the list of what the role can and cannot do.</w:t>
+            </w:r>
+          </w:p>
+        </w:tc>
+        <w:tc>
+          <w:tcPr>
+            <w:tcW w:type="dxa" w:w="500"/>
+            <w:tcMar>
+              <w:top w:type="dxa" w:w="80"/>
+              <w:left w:type="dxa" w:w="100"/>
+              <w:bottom w:type="dxa" w:w="80"/>
+              <w:right w:type="dxa" w:w="100"/>
+            </w:tcMar>
+            <w:vAlign w:val="center"/>
+          </w:tcPr>
+          <w:p>
+            <w:pPr>
+              <w:spacing w:after="40"/>
+            </w:pPr>
+            <w:r>
+              <w:rPr>
+                <w:b/>
+                <w:bCs/>
+                <w:color w:val="222222"/>
+                <w:sz w:val="19"/>
+                <w:szCs w:val="19"/>
+              </w:rPr>
+              <w:t xml:space="preserve">3</w:t>
+            </w:r>
+          </w:p>
+        </w:tc>
+        <w:tc>
+          <w:tcPr>
+            <w:tcW w:type="dxa" w:w="880"/>
+            <w:tcMar>
+              <w:top w:type="dxa" w:w="80"/>
+              <w:left w:type="dxa" w:w="100"/>
+              <w:bottom w:type="dxa" w:w="80"/>
+              <w:right w:type="dxa" w:w="100"/>
+            </w:tcMar>
+            <w:vAlign w:val="center"/>
+          </w:tcPr>
+          <w:p>
+            <w:pPr>
+              <w:spacing w:after="40"/>
+            </w:pPr>
+            <w:r>
+              <w:rPr>
+                <w:b w:val="false"/>
+                <w:bCs w:val="false"/>
+                <w:color w:val="222222"/>
+                <w:sz w:val="19"/>
+                <w:szCs w:val="19"/>
+              </w:rPr>
+              <w:t xml:space="preserve">Must</w:t>
+            </w:r>
+          </w:p>
+        </w:tc>
+      </w:tr>
+      <w:tr>
+        <w:tc>
+          <w:tcPr>
+            <w:tcW w:type="dxa" w:w="700"/>
+            <w:shd w:fill="F2F2F2" w:val="clear"/>
+            <w:tcMar>
+              <w:top w:type="dxa" w:w="80"/>
+              <w:left w:type="dxa" w:w="100"/>
+              <w:bottom w:type="dxa" w:w="80"/>
+              <w:right w:type="dxa" w:w="100"/>
+            </w:tcMar>
+            <w:vAlign w:val="center"/>
+          </w:tcPr>
+          <w:p>
+            <w:pPr>
+              <w:spacing w:after="40"/>
+            </w:pPr>
+            <w:r>
+              <w:rPr>
+                <w:b/>
+                <w:bCs/>
+                <w:color w:val="222222"/>
+                <w:sz w:val="19"/>
+                <w:szCs w:val="19"/>
+              </w:rPr>
+              <w:t xml:space="preserve">US12.2</w:t>
+            </w:r>
+          </w:p>
+        </w:tc>
+        <w:tc>
+          <w:tcPr>
+            <w:tcW w:type="dxa" w:w="3500"/>
+            <w:shd w:fill="F2F2F2" w:val="clear"/>
+            <w:tcMar>
+              <w:top w:type="dxa" w:w="80"/>
+              <w:left w:type="dxa" w:w="100"/>
+              <w:bottom w:type="dxa" w:w="80"/>
+              <w:right w:type="dxa" w:w="100"/>
+            </w:tcMar>
+            <w:vAlign w:val="center"/>
+          </w:tcPr>
+          <w:p>
+            <w:r>
+              <w:rPr>
+                <w:sz w:val="19"/>
+                <w:szCs w:val="19"/>
+              </w:rPr>
+              <w:t xml:space="preserve">As a staff member,</w:t>
+            </w:r>
+          </w:p>
+          <w:p>
+            <w:r>
+              <w:rPr>
+                <w:sz w:val="19"/>
+                <w:szCs w:val="19"/>
+              </w:rPr>
+              <w:t xml:space="preserve">I want to edit my own name, email and phone,</w:t>
+            </w:r>
+          </w:p>
+          <w:p>
+            <w:r>
+              <w:rPr>
+                <w:i/>
+                <w:iCs/>
+                <w:sz w:val="19"/>
+                <w:szCs w:val="19"/>
+              </w:rPr>
+              <w:t xml:space="preserve">so that my details stay current.</w:t>
+            </w:r>
+          </w:p>
+        </w:tc>
+        <w:tc>
+          <w:tcPr>
+            <w:tcW w:type="dxa" w:w="4500"/>
+            <w:shd w:fill="F2F2F2" w:val="clear"/>
+            <w:tcMar>
+              <w:top w:type="dxa" w:w="80"/>
+              <w:left w:type="dxa" w:w="100"/>
+              <w:bottom w:type="dxa" w:w="80"/>
+              <w:right w:type="dxa" w:w="100"/>
+            </w:tcMar>
+            <w:vAlign w:val="center"/>
+          </w:tcPr>
+          <w:p>
+            <w:pPr>
+              <w:pStyle w:val="ListParagraph"/>
+              <w:numPr>
+                <w:ilvl w:val="0"/>
+                <w:numId w:val="1"/>
+              </w:numPr>
+              <w:spacing w:after="40"/>
+            </w:pPr>
+            <w:r>
+              <w:rPr>
+                <w:sz w:val="19"/>
+                <w:szCs w:val="19"/>
+              </w:rPr>
+              <w:t xml:space="preserve">Given a staff member, when they save a new name or phone, then it is stored.</w:t>
+            </w:r>
+          </w:p>
+          <w:p>
+            <w:pPr>
+              <w:pStyle w:val="ListParagraph"/>
+              <w:numPr>
+                <w:ilvl w:val="0"/>
+                <w:numId w:val="1"/>
+              </w:numPr>
+              <w:spacing w:after="40"/>
+            </w:pPr>
+            <w:r>
+              <w:rPr>
+                <w:sz w:val="19"/>
+                <w:szCs w:val="19"/>
+              </w:rPr>
+              <w:t xml:space="preserve">Given they change their email, when they have not entered their current password, then the change is refused.</w:t>
+            </w:r>
+          </w:p>
+        </w:tc>
+        <w:tc>
+          <w:tcPr>
+            <w:tcW w:type="dxa" w:w="500"/>
+            <w:shd w:fill="F2F2F2" w:val="clear"/>
+            <w:tcMar>
+              <w:top w:type="dxa" w:w="80"/>
+              <w:left w:type="dxa" w:w="100"/>
+              <w:bottom w:type="dxa" w:w="80"/>
+              <w:right w:type="dxa" w:w="100"/>
+            </w:tcMar>
+            <w:vAlign w:val="center"/>
+          </w:tcPr>
+          <w:p>
+            <w:pPr>
+              <w:spacing w:after="40"/>
+            </w:pPr>
+            <w:r>
+              <w:rPr>
+                <w:b/>
+                <w:bCs/>
+                <w:color w:val="222222"/>
+                <w:sz w:val="19"/>
+                <w:szCs w:val="19"/>
+              </w:rPr>
+              <w:t xml:space="preserve">3</w:t>
+            </w:r>
+          </w:p>
+        </w:tc>
+        <w:tc>
+          <w:tcPr>
+            <w:tcW w:type="dxa" w:w="880"/>
+            <w:shd w:fill="F2F2F2" w:val="clear"/>
+            <w:tcMar>
+              <w:top w:type="dxa" w:w="80"/>
+              <w:left w:type="dxa" w:w="100"/>
+              <w:bottom w:type="dxa" w:w="80"/>
+              <w:right w:type="dxa" w:w="100"/>
+            </w:tcMar>
+            <w:vAlign w:val="center"/>
+          </w:tcPr>
+          <w:p>
+            <w:pPr>
+              <w:spacing w:after="40"/>
+            </w:pPr>
+            <w:r>
+              <w:rPr>
+                <w:b w:val="false"/>
+                <w:bCs w:val="false"/>
+                <w:color w:val="222222"/>
+                <w:sz w:val="19"/>
+                <w:szCs w:val="19"/>
+              </w:rPr>
+              <w:t xml:space="preserve">Must</w:t>
+            </w:r>
+          </w:p>
+        </w:tc>
+      </w:tr>
+      <w:tr>
+        <w:tc>
+          <w:tcPr>
+            <w:tcW w:type="dxa" w:w="700"/>
+            <w:tcMar>
+              <w:top w:type="dxa" w:w="80"/>
+              <w:left w:type="dxa" w:w="100"/>
+              <w:bottom w:type="dxa" w:w="80"/>
+              <w:right w:type="dxa" w:w="100"/>
+            </w:tcMar>
+            <w:vAlign w:val="center"/>
+          </w:tcPr>
+          <w:p>
+            <w:pPr>
+              <w:spacing w:after="40"/>
+            </w:pPr>
+            <w:r>
+              <w:rPr>
+                <w:b/>
+                <w:bCs/>
+                <w:color w:val="222222"/>
+                <w:sz w:val="19"/>
+                <w:szCs w:val="19"/>
+              </w:rPr>
+              <w:t xml:space="preserve">US12.3</w:t>
+            </w:r>
+          </w:p>
+        </w:tc>
+        <w:tc>
+          <w:tcPr>
+            <w:tcW w:type="dxa" w:w="3500"/>
+            <w:tcMar>
+              <w:top w:type="dxa" w:w="80"/>
+              <w:left w:type="dxa" w:w="100"/>
+              <w:bottom w:type="dxa" w:w="80"/>
+              <w:right w:type="dxa" w:w="100"/>
+            </w:tcMar>
+            <w:vAlign w:val="center"/>
+          </w:tcPr>
+          <w:p>
+            <w:r>
+              <w:rPr>
+                <w:sz w:val="19"/>
+                <w:szCs w:val="19"/>
+              </w:rPr>
+              <w:t xml:space="preserve">As a staff member,</w:t>
+            </w:r>
+          </w:p>
+          <w:p>
+            <w:r>
+              <w:rPr>
+                <w:sz w:val="19"/>
+                <w:szCs w:val="19"/>
+              </w:rPr>
+              <w:t xml:space="preserve">I want to change my password,</w:t>
+            </w:r>
+          </w:p>
+          <w:p>
+            <w:r>
+              <w:rPr>
+                <w:i/>
+                <w:iCs/>
+                <w:sz w:val="19"/>
+                <w:szCs w:val="19"/>
+              </w:rPr>
+              <w:t xml:space="preserve">so that only I can use my account.</w:t>
+            </w:r>
+          </w:p>
+        </w:tc>
+        <w:tc>
+          <w:tcPr>
+            <w:tcW w:type="dxa" w:w="4500"/>
+            <w:tcMar>
+              <w:top w:type="dxa" w:w="80"/>
+              <w:left w:type="dxa" w:w="100"/>
+              <w:bottom w:type="dxa" w:w="80"/>
+              <w:right w:type="dxa" w:w="100"/>
+            </w:tcMar>
+            <w:vAlign w:val="center"/>
+          </w:tcPr>
+          <w:p>
+            <w:pPr>
+              <w:pStyle w:val="ListParagraph"/>
+              <w:numPr>
+                <w:ilvl w:val="0"/>
+                <w:numId w:val="1"/>
+              </w:numPr>
+              <w:spacing w:after="40"/>
+            </w:pPr>
+            <w:r>
+              <w:rPr>
+                <w:sz w:val="19"/>
+                <w:szCs w:val="19"/>
+              </w:rPr>
+              <w:t xml:space="preserve">Given the wrong current password, a password under 6 characters or an unchanged one, when submitted, then it is refused.</w:t>
+            </w:r>
+          </w:p>
+          <w:p>
+            <w:pPr>
+              <w:pStyle w:val="ListParagraph"/>
+              <w:numPr>
+                <w:ilvl w:val="0"/>
+                <w:numId w:val="1"/>
+              </w:numPr>
+              <w:spacing w:after="40"/>
+            </w:pPr>
+            <w:r>
+              <w:rPr>
+                <w:sz w:val="19"/>
+                <w:szCs w:val="19"/>
+              </w:rPr>
+              <w:t xml:space="preserve">Given a successful change, then this session stays signed in and every other session is signed out.</w:t>
+            </w:r>
+          </w:p>
+        </w:tc>
+        <w:tc>
+          <w:tcPr>
+            <w:tcW w:type="dxa" w:w="500"/>
+            <w:tcMar>
+              <w:top w:type="dxa" w:w="80"/>
+              <w:left w:type="dxa" w:w="100"/>
+              <w:bottom w:type="dxa" w:w="80"/>
+              <w:right w:type="dxa" w:w="100"/>
+            </w:tcMar>
+            <w:vAlign w:val="center"/>
+          </w:tcPr>
+          <w:p>
+            <w:pPr>
+              <w:spacing w:after="40"/>
+            </w:pPr>
+            <w:r>
+              <w:rPr>
+                <w:b/>
+                <w:bCs/>
+                <w:color w:val="222222"/>
+                <w:sz w:val="19"/>
+                <w:szCs w:val="19"/>
+              </w:rPr>
+              <w:t xml:space="preserve">5</w:t>
+            </w:r>
+          </w:p>
+        </w:tc>
+        <w:tc>
+          <w:tcPr>
+            <w:tcW w:type="dxa" w:w="880"/>
+            <w:tcMar>
+              <w:top w:type="dxa" w:w="80"/>
+              <w:left w:type="dxa" w:w="100"/>
+              <w:bottom w:type="dxa" w:w="80"/>
+              <w:right w:type="dxa" w:w="100"/>
+            </w:tcMar>
+            <w:vAlign w:val="center"/>
+          </w:tcPr>
+          <w:p>
+            <w:pPr>
+              <w:spacing w:after="40"/>
+            </w:pPr>
+            <w:r>
+              <w:rPr>
+                <w:b w:val="false"/>
+                <w:bCs w:val="false"/>
+                <w:color w:val="222222"/>
+                <w:sz w:val="19"/>
+                <w:szCs w:val="19"/>
+              </w:rPr>
+              <w:t xml:space="preserve">Must</w:t>
+            </w:r>
+          </w:p>
+        </w:tc>
+      </w:tr>
+      <w:tr>
+        <w:tc>
+          <w:tcPr>
+            <w:tcW w:type="dxa" w:w="700"/>
+            <w:shd w:fill="F2F2F2" w:val="clear"/>
+            <w:tcMar>
+              <w:top w:type="dxa" w:w="80"/>
+              <w:left w:type="dxa" w:w="100"/>
+              <w:bottom w:type="dxa" w:w="80"/>
+              <w:right w:type="dxa" w:w="100"/>
+            </w:tcMar>
+            <w:vAlign w:val="center"/>
+          </w:tcPr>
+          <w:p>
+            <w:pPr>
+              <w:spacing w:after="40"/>
+            </w:pPr>
+            <w:r>
+              <w:rPr>
+                <w:b/>
+                <w:bCs/>
+                <w:color w:val="222222"/>
+                <w:sz w:val="19"/>
+                <w:szCs w:val="19"/>
+              </w:rPr>
+              <w:t xml:space="preserve">US12.4</w:t>
+            </w:r>
+          </w:p>
+        </w:tc>
+        <w:tc>
+          <w:tcPr>
+            <w:tcW w:type="dxa" w:w="3500"/>
+            <w:shd w:fill="F2F2F2" w:val="clear"/>
+            <w:tcMar>
+              <w:top w:type="dxa" w:w="80"/>
+              <w:left w:type="dxa" w:w="100"/>
+              <w:bottom w:type="dxa" w:w="80"/>
+              <w:right w:type="dxa" w:w="100"/>
+            </w:tcMar>
+            <w:vAlign w:val="center"/>
+          </w:tcPr>
+          <w:p>
+            <w:r>
+              <w:rPr>
+                <w:sz w:val="19"/>
+                <w:szCs w:val="19"/>
+              </w:rPr>
+              <w:t xml:space="preserve">As a Manager or Admin,</w:t>
+            </w:r>
+          </w:p>
+          <w:p>
+            <w:r>
+              <w:rPr>
+                <w:sz w:val="19"/>
+                <w:szCs w:val="19"/>
+              </w:rPr>
+              <w:t xml:space="preserve">I want to edit details and reset passwords for staff below my rank,</w:t>
+            </w:r>
+          </w:p>
+          <w:p>
+            <w:r>
+              <w:rPr>
+                <w:i/>
+                <w:iCs/>
+                <w:sz w:val="19"/>
+                <w:szCs w:val="19"/>
+              </w:rPr>
+              <w:t xml:space="preserve">so that I can help my team without seeing their passwords.</w:t>
+            </w:r>
+          </w:p>
+        </w:tc>
+        <w:tc>
+          <w:tcPr>
+            <w:tcW w:type="dxa" w:w="4500"/>
+            <w:shd w:fill="F2F2F2" w:val="clear"/>
+            <w:tcMar>
+              <w:top w:type="dxa" w:w="80"/>
+              <w:left w:type="dxa" w:w="100"/>
+              <w:bottom w:type="dxa" w:w="80"/>
+              <w:right w:type="dxa" w:w="100"/>
+            </w:tcMar>
+            <w:vAlign w:val="center"/>
+          </w:tcPr>
+          <w:p>
+            <w:pPr>
+              <w:pStyle w:val="ListParagraph"/>
+              <w:numPr>
+                <w:ilvl w:val="0"/>
+                <w:numId w:val="1"/>
+              </w:numPr>
+              <w:spacing w:after="40"/>
+            </w:pPr>
+            <w:r>
+              <w:rPr>
+                <w:sz w:val="19"/>
+                <w:szCs w:val="19"/>
+              </w:rPr>
+              <w:t xml:space="preserve">Given a manager, when they act on a waiter or chef, then they can edit details and issue a one-time temporary password.</w:t>
+            </w:r>
+          </w:p>
+          <w:p>
+            <w:pPr>
+              <w:pStyle w:val="ListParagraph"/>
+              <w:numPr>
+                <w:ilvl w:val="0"/>
+                <w:numId w:val="1"/>
+              </w:numPr>
+              <w:spacing w:after="40"/>
+            </w:pPr>
+            <w:r>
+              <w:rPr>
+                <w:sz w:val="19"/>
+                <w:szCs w:val="19"/>
+              </w:rPr>
+              <w:t xml:space="preserve">Given a reset, then the user is signed out and must set their own password at next sign-in.</w:t>
+            </w:r>
+          </w:p>
+        </w:tc>
+        <w:tc>
+          <w:tcPr>
+            <w:tcW w:type="dxa" w:w="500"/>
+            <w:shd w:fill="F2F2F2" w:val="clear"/>
+            <w:tcMar>
+              <w:top w:type="dxa" w:w="80"/>
+              <w:left w:type="dxa" w:w="100"/>
+              <w:bottom w:type="dxa" w:w="80"/>
+              <w:right w:type="dxa" w:w="100"/>
+            </w:tcMar>
+            <w:vAlign w:val="center"/>
+          </w:tcPr>
+          <w:p>
+            <w:pPr>
+              <w:spacing w:after="40"/>
+            </w:pPr>
+            <w:r>
+              <w:rPr>
+                <w:b/>
+                <w:bCs/>
+                <w:color w:val="222222"/>
+                <w:sz w:val="19"/>
+                <w:szCs w:val="19"/>
+              </w:rPr>
+              <w:t xml:space="preserve">5</w:t>
+            </w:r>
+          </w:p>
+        </w:tc>
+        <w:tc>
+          <w:tcPr>
+            <w:tcW w:type="dxa" w:w="880"/>
+            <w:shd w:fill="F2F2F2" w:val="clear"/>
+            <w:tcMar>
+              <w:top w:type="dxa" w:w="80"/>
+              <w:left w:type="dxa" w:w="100"/>
+              <w:bottom w:type="dxa" w:w="80"/>
+              <w:right w:type="dxa" w:w="100"/>
+            </w:tcMar>
+            <w:vAlign w:val="center"/>
+          </w:tcPr>
+          <w:p>
+            <w:pPr>
+              <w:spacing w:after="40"/>
+            </w:pPr>
+            <w:r>
+              <w:rPr>
+                <w:b w:val="false"/>
+                <w:bCs w:val="false"/>
+                <w:color w:val="222222"/>
+                <w:sz w:val="19"/>
+                <w:szCs w:val="19"/>
+              </w:rPr>
+              <w:t xml:space="preserve">Must</w:t>
+            </w:r>
+          </w:p>
+        </w:tc>
+      </w:tr>
+      <w:tr>
+        <w:tc>
+          <w:tcPr>
+            <w:tcW w:type="dxa" w:w="700"/>
+            <w:tcMar>
+              <w:top w:type="dxa" w:w="80"/>
+              <w:left w:type="dxa" w:w="100"/>
+              <w:bottom w:type="dxa" w:w="80"/>
+              <w:right w:type="dxa" w:w="100"/>
+            </w:tcMar>
+            <w:vAlign w:val="center"/>
+          </w:tcPr>
+          <w:p>
+            <w:pPr>
+              <w:spacing w:after="40"/>
+            </w:pPr>
+            <w:r>
+              <w:rPr>
+                <w:b/>
+                <w:bCs/>
+                <w:color w:val="222222"/>
+                <w:sz w:val="19"/>
+                <w:szCs w:val="19"/>
+              </w:rPr>
+              <w:t xml:space="preserve">US12.5</w:t>
+            </w:r>
+          </w:p>
+        </w:tc>
+        <w:tc>
+          <w:tcPr>
+            <w:tcW w:type="dxa" w:w="3500"/>
+            <w:tcMar>
+              <w:top w:type="dxa" w:w="80"/>
+              <w:left w:type="dxa" w:w="100"/>
+              <w:bottom w:type="dxa" w:w="80"/>
+              <w:right w:type="dxa" w:w="100"/>
+            </w:tcMar>
+            <w:vAlign w:val="center"/>
+          </w:tcPr>
+          <w:p>
+            <w:r>
+              <w:rPr>
+                <w:sz w:val="19"/>
+                <w:szCs w:val="19"/>
+              </w:rPr>
+              <w:t xml:space="preserve">As an Admin,</w:t>
+            </w:r>
+          </w:p>
+          <w:p>
+            <w:r>
+              <w:rPr>
+                <w:sz w:val="19"/>
+                <w:szCs w:val="19"/>
+              </w:rPr>
+              <w:t xml:space="preserve">I want nobody to manage an account at or above their own rank,</w:t>
+            </w:r>
+          </w:p>
+          <w:p>
+            <w:r>
+              <w:rPr>
+                <w:i/>
+                <w:iCs/>
+                <w:sz w:val="19"/>
+                <w:szCs w:val="19"/>
+              </w:rPr>
+              <w:t xml:space="preserve">so that seniors cannot be locked out by juniors or peers.</w:t>
+            </w:r>
+          </w:p>
+        </w:tc>
+        <w:tc>
+          <w:tcPr>
+            <w:tcW w:type="dxa" w:w="4500"/>
+            <w:tcMar>
+              <w:top w:type="dxa" w:w="80"/>
+              <w:left w:type="dxa" w:w="100"/>
+              <w:bottom w:type="dxa" w:w="80"/>
+              <w:right w:type="dxa" w:w="100"/>
+            </w:tcMar>
+            <w:vAlign w:val="center"/>
+          </w:tcPr>
+          <w:p>
+            <w:pPr>
+              <w:pStyle w:val="ListParagraph"/>
+              <w:numPr>
+                <w:ilvl w:val="0"/>
+                <w:numId w:val="1"/>
+              </w:numPr>
+              <w:spacing w:after="40"/>
+            </w:pPr>
+            <w:r>
+              <w:rPr>
+                <w:sz w:val="19"/>
+                <w:szCs w:val="19"/>
+              </w:rPr>
+              <w:t xml:space="preserve">Given the rank admin &gt; manager &gt; chef = waiter, when anyone edits, resets, changes the role of, suspends or removes an account that is not strictly below theirs, then it is refused.</w:t>
+            </w:r>
+          </w:p>
+          <w:p>
+            <w:pPr>
+              <w:pStyle w:val="ListParagraph"/>
+              <w:numPr>
+                <w:ilvl w:val="0"/>
+                <w:numId w:val="1"/>
+              </w:numPr>
+              <w:spacing w:after="40"/>
+            </w:pPr>
+            <w:r>
+              <w:rPr>
+                <w:sz w:val="19"/>
+                <w:szCs w:val="19"/>
+              </w:rPr>
+              <w:t xml:space="preserve">Given an admin, when they act on another admin, then it is refused.</w:t>
+            </w:r>
+          </w:p>
+        </w:tc>
+        <w:tc>
+          <w:tcPr>
+            <w:tcW w:type="dxa" w:w="500"/>
+            <w:tcMar>
+              <w:top w:type="dxa" w:w="80"/>
+              <w:left w:type="dxa" w:w="100"/>
+              <w:bottom w:type="dxa" w:w="80"/>
+              <w:right w:type="dxa" w:w="100"/>
+            </w:tcMar>
+            <w:vAlign w:val="center"/>
+          </w:tcPr>
+          <w:p>
+            <w:pPr>
+              <w:spacing w:after="40"/>
+            </w:pPr>
+            <w:r>
+              <w:rPr>
+                <w:b/>
+                <w:bCs/>
+                <w:color w:val="222222"/>
+                <w:sz w:val="19"/>
+                <w:szCs w:val="19"/>
+              </w:rPr>
+              <w:t xml:space="preserve">5</w:t>
+            </w:r>
+          </w:p>
+        </w:tc>
+        <w:tc>
+          <w:tcPr>
+            <w:tcW w:type="dxa" w:w="880"/>
+            <w:tcMar>
+              <w:top w:type="dxa" w:w="80"/>
+              <w:left w:type="dxa" w:w="100"/>
+              <w:bottom w:type="dxa" w:w="80"/>
+              <w:right w:type="dxa" w:w="100"/>
+            </w:tcMar>
+            <w:vAlign w:val="center"/>
+          </w:tcPr>
+          <w:p>
+            <w:pPr>
+              <w:spacing w:after="40"/>
+            </w:pPr>
+            <w:r>
+              <w:rPr>
+                <w:b w:val="false"/>
+                <w:bCs w:val="false"/>
+                <w:color w:val="222222"/>
+                <w:sz w:val="19"/>
+                <w:szCs w:val="19"/>
+              </w:rPr>
+              <w:t xml:space="preserve">Must</w:t>
+            </w:r>
+          </w:p>
+        </w:tc>
+      </w:tr>
+      <w:tr>
+        <w:tc>
+          <w:tcPr>
+            <w:tcW w:type="dxa" w:w="700"/>
+            <w:shd w:fill="F2F2F2" w:val="clear"/>
+            <w:tcMar>
+              <w:top w:type="dxa" w:w="80"/>
+              <w:left w:type="dxa" w:w="100"/>
+              <w:bottom w:type="dxa" w:w="80"/>
+              <w:right w:type="dxa" w:w="100"/>
+            </w:tcMar>
+            <w:vAlign w:val="center"/>
+          </w:tcPr>
+          <w:p>
+            <w:pPr>
+              <w:spacing w:after="40"/>
+            </w:pPr>
+            <w:r>
+              <w:rPr>
+                <w:b/>
+                <w:bCs/>
+                <w:color w:val="222222"/>
+                <w:sz w:val="19"/>
+                <w:szCs w:val="19"/>
+              </w:rPr>
+              <w:t xml:space="preserve">US12.6</w:t>
+            </w:r>
+          </w:p>
+        </w:tc>
+        <w:tc>
+          <w:tcPr>
+            <w:tcW w:type="dxa" w:w="3500"/>
+            <w:shd w:fill="F2F2F2" w:val="clear"/>
+            <w:tcMar>
+              <w:top w:type="dxa" w:w="80"/>
+              <w:left w:type="dxa" w:w="100"/>
+              <w:bottom w:type="dxa" w:w="80"/>
+              <w:right w:type="dxa" w:w="100"/>
+            </w:tcMar>
+            <w:vAlign w:val="center"/>
+          </w:tcPr>
+          <w:p>
+            <w:r>
+              <w:rPr>
+                <w:sz w:val="19"/>
+                <w:szCs w:val="19"/>
+              </w:rPr>
+              <w:t xml:space="preserve">As an Admin,</w:t>
+            </w:r>
+          </w:p>
+          <w:p>
+            <w:r>
+              <w:rPr>
+                <w:sz w:val="19"/>
+                <w:szCs w:val="19"/>
+              </w:rPr>
+              <w:t xml:space="preserve">I want new hires and reset accounts flagged until they set their own password,</w:t>
+            </w:r>
+          </w:p>
+          <w:p>
+            <w:r>
+              <w:rPr>
+                <w:i/>
+                <w:iCs/>
+                <w:sz w:val="19"/>
+                <w:szCs w:val="19"/>
+              </w:rPr>
+              <w:t xml:space="preserve">so that temporary passwords do not linger.</w:t>
+            </w:r>
+          </w:p>
+        </w:tc>
+        <w:tc>
+          <w:tcPr>
+            <w:tcW w:type="dxa" w:w="4500"/>
+            <w:shd w:fill="F2F2F2" w:val="clear"/>
+            <w:tcMar>
+              <w:top w:type="dxa" w:w="80"/>
+              <w:left w:type="dxa" w:w="100"/>
+              <w:bottom w:type="dxa" w:w="80"/>
+              <w:right w:type="dxa" w:w="100"/>
+            </w:tcMar>
+            <w:vAlign w:val="center"/>
+          </w:tcPr>
+          <w:p>
+            <w:pPr>
+              <w:pStyle w:val="ListParagraph"/>
+              <w:numPr>
+                <w:ilvl w:val="0"/>
+                <w:numId w:val="1"/>
+              </w:numPr>
+              <w:spacing w:after="40"/>
+            </w:pPr>
+            <w:r>
+              <w:rPr>
+                <w:sz w:val="19"/>
+                <w:szCs w:val="19"/>
+              </w:rPr>
+              <w:t xml:space="preserve">Given an approved hire or a reset account, when they sign in, then a banner asks them to set their own password until they do.</w:t>
+            </w:r>
+          </w:p>
+        </w:tc>
+        <w:tc>
+          <w:tcPr>
+            <w:tcW w:type="dxa" w:w="500"/>
+            <w:shd w:fill="F2F2F2" w:val="clear"/>
+            <w:tcMar>
+              <w:top w:type="dxa" w:w="80"/>
+              <w:left w:type="dxa" w:w="100"/>
+              <w:bottom w:type="dxa" w:w="80"/>
+              <w:right w:type="dxa" w:w="100"/>
+            </w:tcMar>
+            <w:vAlign w:val="center"/>
+          </w:tcPr>
+          <w:p>
+            <w:pPr>
+              <w:spacing w:after="40"/>
+            </w:pPr>
+            <w:r>
+              <w:rPr>
+                <w:b/>
+                <w:bCs/>
+                <w:color w:val="222222"/>
+                <w:sz w:val="19"/>
+                <w:szCs w:val="19"/>
+              </w:rPr>
+              <w:t xml:space="preserve">2</w:t>
+            </w:r>
+          </w:p>
+        </w:tc>
+        <w:tc>
+          <w:tcPr>
+            <w:tcW w:type="dxa" w:w="880"/>
+            <w:shd w:fill="F2F2F2" w:val="clear"/>
+            <w:tcMar>
+              <w:top w:type="dxa" w:w="80"/>
+              <w:left w:type="dxa" w:w="100"/>
+              <w:bottom w:type="dxa" w:w="80"/>
+              <w:right w:type="dxa" w:w="100"/>
+            </w:tcMar>
+            <w:vAlign w:val="center"/>
+          </w:tcPr>
+          <w:p>
+            <w:pPr>
+              <w:spacing w:after="40"/>
+            </w:pPr>
+            <w:r>
+              <w:rPr>
+                <w:b w:val="false"/>
+                <w:bCs w:val="false"/>
+                <w:color w:val="222222"/>
+                <w:sz w:val="19"/>
+                <w:szCs w:val="19"/>
+              </w:rPr>
+              <w:t xml:space="preserve">Must</w:t>
+            </w:r>
+          </w:p>
+        </w:tc>
+      </w:tr>
+    </w:tbl>
+    <w:p>
+      <w:pPr>
+        <w:spacing w:after="200"/>
+      </w:pPr>
+    </w:p>
+    <w:p>
+      <w:pPr>
+        <w:pStyle w:val="Heading2"/>
+        <w:spacing w:after="150" w:before="300"/>
+      </w:pPr>
+      <w:r>
+        <w:rPr>
+          <w:b/>
+          <w:bCs/>
+          <w:color w:val="1F3A5F"/>
+          <w:sz w:val="26"/>
+          <w:szCs w:val="26"/>
+        </w:rPr>
+        <w:t xml:space="preserve">Module 13: Attendance &amp; My Work</w:t>
+      </w:r>
+    </w:p>
+    <w:p>
+      <w:pPr>
+        <w:spacing w:after="120"/>
+      </w:pPr>
+      <w:r>
+        <w:rPr>
+          <w:b w:val="false"/>
+          <w:bCs w:val="false"/>
+          <w:i/>
+          <w:iCs/>
+          <w:color w:val="222222"/>
+          <w:sz w:val="21"/>
+          <w:szCs w:val="21"/>
+        </w:rPr>
+        <w:t xml:space="preserve">Sprint: 13  |  Priority: Should  |  Module Lead: #5  |  Stakeholders: Waiter, Chef, Manager, Admin</w:t>
+      </w:r>
+    </w:p>
+    <w:p>
+      <w:pPr>
+        <w:spacing w:after="120"/>
+      </w:pPr>
+      <w:r>
+        <w:rPr>
+          <w:b w:val="false"/>
+          <w:bCs w:val="false"/>
+          <w:i w:val="false"/>
+          <w:iCs w:val="false"/>
+          <w:color w:val="222222"/>
+          <w:sz w:val="21"/>
+          <w:szCs w:val="21"/>
+        </w:rPr>
+        <w:t xml:space="preserve">Sprint Goal: Let staff check in and out every day, record unpaid breaks, see their own hours, lateness and estimated pay, and see where colleagues at their level are right now.</w:t>
+      </w:r>
+    </w:p>
+    <w:p>
+      <w:pPr>
+        <w:spacing w:after="120"/>
+      </w:pPr>
+      <w:r>
+        <w:rPr>
+          <w:b w:val="false"/>
+          <w:bCs w:val="false"/>
+          <w:i w:val="false"/>
+          <w:iCs w:val="false"/>
+          <w:color w:val="222222"/>
+          <w:sz w:val="21"/>
+          <w:szCs w:val="21"/>
+        </w:rPr>
+        <w:t xml:space="preserve">Status: Planned</w:t>
+      </w:r>
+    </w:p>
+    <w:tbl>
+      <w:tblPr>
+        <w:tblW w:type="dxa" w:w="10080"/>
+        <w:tblBorders>
+          <w:top w:val="single" w:color="auto" w:sz="4"/>
+          <w:left w:val="single" w:color="auto" w:sz="4"/>
+          <w:bottom w:val="single" w:color="auto" w:sz="4"/>
+          <w:right w:val="single" w:color="auto" w:sz="4"/>
+          <w:insideH w:val="single" w:color="auto" w:sz="4"/>
+          <w:insideV w:val="single" w:color="auto" w:sz="4"/>
+        </w:tblBorders>
+      </w:tblPr>
+      <w:tblGrid>
+        <w:gridCol w:w="700"/>
+        <w:gridCol w:w="3500"/>
+        <w:gridCol w:w="4500"/>
+        <w:gridCol w:w="500"/>
+        <w:gridCol w:w="880"/>
+      </w:tblGrid>
+      <w:tr>
+        <w:trPr>
+          <w:tblHeader/>
+        </w:trPr>
+        <w:tc>
+          <w:tcPr>
+            <w:tcW w:type="dxa" w:w="700"/>
+            <w:shd w:fill="1F3A5F" w:val="clear"/>
+            <w:tcMar>
+              <w:top w:type="dxa" w:w="80"/>
+              <w:left w:type="dxa" w:w="100"/>
+              <w:bottom w:type="dxa" w:w="80"/>
+              <w:right w:type="dxa" w:w="100"/>
+            </w:tcMar>
+          </w:tcPr>
+          <w:p>
+            <w:pPr>
+              <w:spacing w:after="40"/>
+            </w:pPr>
+            <w:r>
+              <w:rPr>
+                <w:b/>
+                <w:bCs/>
+                <w:color w:val="FFFFFF"/>
+                <w:sz w:val="19"/>
+                <w:szCs w:val="19"/>
+              </w:rPr>
+              <w:t xml:space="preserve">ID</w:t>
+            </w:r>
+          </w:p>
+        </w:tc>
+        <w:tc>
+          <w:tcPr>
+            <w:tcW w:type="dxa" w:w="3500"/>
+            <w:shd w:fill="1F3A5F" w:val="clear"/>
+            <w:tcMar>
+              <w:top w:type="dxa" w:w="80"/>
+              <w:left w:type="dxa" w:w="100"/>
+              <w:bottom w:type="dxa" w:w="80"/>
+              <w:right w:type="dxa" w:w="100"/>
+            </w:tcMar>
+          </w:tcPr>
+          <w:p>
+            <w:pPr>
+              <w:spacing w:after="40"/>
+            </w:pPr>
+            <w:r>
+              <w:rPr>
+                <w:b/>
+                <w:bCs/>
+                <w:color w:val="FFFFFF"/>
+                <w:sz w:val="19"/>
+                <w:szCs w:val="19"/>
+              </w:rPr>
+              <w:t xml:space="preserve">User Story</w:t>
+            </w:r>
+          </w:p>
+        </w:tc>
+        <w:tc>
+          <w:tcPr>
+            <w:tcW w:type="dxa" w:w="4500"/>
+            <w:shd w:fill="1F3A5F" w:val="clear"/>
+            <w:tcMar>
+              <w:top w:type="dxa" w:w="80"/>
+              <w:left w:type="dxa" w:w="100"/>
+              <w:bottom w:type="dxa" w:w="80"/>
+              <w:right w:type="dxa" w:w="100"/>
+            </w:tcMar>
+          </w:tcPr>
+          <w:p>
+            <w:pPr>
+              <w:spacing w:after="40"/>
+            </w:pPr>
+            <w:r>
+              <w:rPr>
+                <w:b/>
+                <w:bCs/>
+                <w:color w:val="FFFFFF"/>
+                <w:sz w:val="19"/>
+                <w:szCs w:val="19"/>
+              </w:rPr>
+              <w:t xml:space="preserve">Acceptance Criteria</w:t>
+            </w:r>
+          </w:p>
+        </w:tc>
+        <w:tc>
+          <w:tcPr>
+            <w:tcW w:type="dxa" w:w="500"/>
+            <w:shd w:fill="1F3A5F" w:val="clear"/>
+            <w:tcMar>
+              <w:top w:type="dxa" w:w="80"/>
+              <w:left w:type="dxa" w:w="100"/>
+              <w:bottom w:type="dxa" w:w="80"/>
+              <w:right w:type="dxa" w:w="100"/>
+            </w:tcMar>
+          </w:tcPr>
+          <w:p>
+            <w:pPr>
+              <w:spacing w:after="40"/>
+            </w:pPr>
+            <w:r>
+              <w:rPr>
+                <w:b/>
+                <w:bCs/>
+                <w:color w:val="FFFFFF"/>
+                <w:sz w:val="19"/>
+                <w:szCs w:val="19"/>
+              </w:rPr>
+              <w:t xml:space="preserve">Pts</w:t>
+            </w:r>
+          </w:p>
+        </w:tc>
+        <w:tc>
+          <w:tcPr>
+            <w:tcW w:type="dxa" w:w="880"/>
+            <w:shd w:fill="1F3A5F" w:val="clear"/>
+            <w:tcMar>
+              <w:top w:type="dxa" w:w="80"/>
+              <w:left w:type="dxa" w:w="100"/>
+              <w:bottom w:type="dxa" w:w="80"/>
+              <w:right w:type="dxa" w:w="100"/>
+            </w:tcMar>
+          </w:tcPr>
+          <w:p>
+            <w:pPr>
+              <w:spacing w:after="40"/>
+            </w:pPr>
+            <w:r>
+              <w:rPr>
+                <w:b/>
+                <w:bCs/>
+                <w:color w:val="FFFFFF"/>
+                <w:sz w:val="19"/>
+                <w:szCs w:val="19"/>
+              </w:rPr>
+              <w:t xml:space="preserve">Pri.</w:t>
+            </w:r>
+          </w:p>
+        </w:tc>
+      </w:tr>
+      <w:tr>
+        <w:tc>
+          <w:tcPr>
+            <w:tcW w:type="dxa" w:w="700"/>
+            <w:tcMar>
+              <w:top w:type="dxa" w:w="80"/>
+              <w:left w:type="dxa" w:w="100"/>
+              <w:bottom w:type="dxa" w:w="80"/>
+              <w:right w:type="dxa" w:w="100"/>
+            </w:tcMar>
+            <w:vAlign w:val="center"/>
+          </w:tcPr>
+          <w:p>
+            <w:pPr>
+              <w:spacing w:after="40"/>
+            </w:pPr>
+            <w:r>
+              <w:rPr>
+                <w:b/>
+                <w:bCs/>
+                <w:color w:val="222222"/>
+                <w:sz w:val="19"/>
+                <w:szCs w:val="19"/>
+              </w:rPr>
+              <w:t xml:space="preserve">US13.1</w:t>
+            </w:r>
+          </w:p>
+        </w:tc>
+        <w:tc>
+          <w:tcPr>
+            <w:tcW w:type="dxa" w:w="3500"/>
+            <w:tcMar>
+              <w:top w:type="dxa" w:w="80"/>
+              <w:left w:type="dxa" w:w="100"/>
+              <w:bottom w:type="dxa" w:w="80"/>
+              <w:right w:type="dxa" w:w="100"/>
+            </w:tcMar>
+            <w:vAlign w:val="center"/>
+          </w:tcPr>
+          <w:p>
+            <w:r>
+              <w:rPr>
+                <w:sz w:val="19"/>
+                <w:szCs w:val="19"/>
+              </w:rPr>
+              <w:t xml:space="preserve">As a staff member,</w:t>
+            </w:r>
+          </w:p>
+          <w:p>
+            <w:r>
+              <w:rPr>
+                <w:sz w:val="19"/>
+                <w:szCs w:val="19"/>
+              </w:rPr>
+              <w:t xml:space="preserve">I want to check in, take a break and check out each day,</w:t>
+            </w:r>
+          </w:p>
+          <w:p>
+            <w:r>
+              <w:rPr>
+                <w:i/>
+                <w:iCs/>
+                <w:sz w:val="19"/>
+                <w:szCs w:val="19"/>
+              </w:rPr>
+              <w:t xml:space="preserve">so that my working time is recorded.</w:t>
+            </w:r>
+          </w:p>
+        </w:tc>
+        <w:tc>
+          <w:tcPr>
+            <w:tcW w:type="dxa" w:w="4500"/>
+            <w:tcMar>
+              <w:top w:type="dxa" w:w="80"/>
+              <w:left w:type="dxa" w:w="100"/>
+              <w:bottom w:type="dxa" w:w="80"/>
+              <w:right w:type="dxa" w:w="100"/>
+            </w:tcMar>
+            <w:vAlign w:val="center"/>
+          </w:tcPr>
+          <w:p>
+            <w:pPr>
+              <w:pStyle w:val="ListParagraph"/>
+              <w:numPr>
+                <w:ilvl w:val="0"/>
+                <w:numId w:val="1"/>
+              </w:numPr>
+              <w:spacing w:after="40"/>
+            </w:pPr>
+            <w:r>
+              <w:rPr>
+                <w:sz w:val="19"/>
+                <w:szCs w:val="19"/>
+              </w:rPr>
+              <w:t xml:space="preserve">Given a staff member who is off, when they check in, then a session starts; they can start and end a break, then check out.</w:t>
+            </w:r>
+          </w:p>
+          <w:p>
+            <w:pPr>
+              <w:pStyle w:val="ListParagraph"/>
+              <w:numPr>
+                <w:ilvl w:val="0"/>
+                <w:numId w:val="1"/>
+              </w:numPr>
+              <w:spacing w:after="40"/>
+            </w:pPr>
+            <w:r>
+              <w:rPr>
+                <w:sz w:val="19"/>
+                <w:szCs w:val="19"/>
+              </w:rPr>
+              <w:t xml:space="preserve">Given an invalid step (for example checking in twice), when attempted, then it is refused with a message.</w:t>
+            </w:r>
+          </w:p>
+        </w:tc>
+        <w:tc>
+          <w:tcPr>
+            <w:tcW w:type="dxa" w:w="500"/>
+            <w:tcMar>
+              <w:top w:type="dxa" w:w="80"/>
+              <w:left w:type="dxa" w:w="100"/>
+              <w:bottom w:type="dxa" w:w="80"/>
+              <w:right w:type="dxa" w:w="100"/>
+            </w:tcMar>
+            <w:vAlign w:val="center"/>
+          </w:tcPr>
+          <w:p>
+            <w:pPr>
+              <w:spacing w:after="40"/>
+            </w:pPr>
+            <w:r>
+              <w:rPr>
+                <w:b/>
+                <w:bCs/>
+                <w:color w:val="222222"/>
+                <w:sz w:val="19"/>
+                <w:szCs w:val="19"/>
+              </w:rPr>
+              <w:t xml:space="preserve">5</w:t>
+            </w:r>
+          </w:p>
+        </w:tc>
+        <w:tc>
+          <w:tcPr>
+            <w:tcW w:type="dxa" w:w="880"/>
+            <w:tcMar>
+              <w:top w:type="dxa" w:w="80"/>
+              <w:left w:type="dxa" w:w="100"/>
+              <w:bottom w:type="dxa" w:w="80"/>
+              <w:right w:type="dxa" w:w="100"/>
+            </w:tcMar>
+            <w:vAlign w:val="center"/>
+          </w:tcPr>
+          <w:p>
+            <w:pPr>
+              <w:spacing w:after="40"/>
+            </w:pPr>
+            <w:r>
+              <w:rPr>
+                <w:b w:val="false"/>
+                <w:bCs w:val="false"/>
+                <w:color w:val="222222"/>
+                <w:sz w:val="19"/>
+                <w:szCs w:val="19"/>
+              </w:rPr>
+              <w:t xml:space="preserve">Should</w:t>
+            </w:r>
+          </w:p>
+        </w:tc>
+      </w:tr>
+      <w:tr>
+        <w:tc>
+          <w:tcPr>
+            <w:tcW w:type="dxa" w:w="700"/>
+            <w:shd w:fill="F2F2F2" w:val="clear"/>
+            <w:tcMar>
+              <w:top w:type="dxa" w:w="80"/>
+              <w:left w:type="dxa" w:w="100"/>
+              <w:bottom w:type="dxa" w:w="80"/>
+              <w:right w:type="dxa" w:w="100"/>
+            </w:tcMar>
+            <w:vAlign w:val="center"/>
+          </w:tcPr>
+          <w:p>
+            <w:pPr>
+              <w:spacing w:after="40"/>
+            </w:pPr>
+            <w:r>
+              <w:rPr>
+                <w:b/>
+                <w:bCs/>
+                <w:color w:val="222222"/>
+                <w:sz w:val="19"/>
+                <w:szCs w:val="19"/>
+              </w:rPr>
+              <w:t xml:space="preserve">US13.2</w:t>
+            </w:r>
+          </w:p>
+        </w:tc>
+        <w:tc>
+          <w:tcPr>
+            <w:tcW w:type="dxa" w:w="3500"/>
+            <w:shd w:fill="F2F2F2" w:val="clear"/>
+            <w:tcMar>
+              <w:top w:type="dxa" w:w="80"/>
+              <w:left w:type="dxa" w:w="100"/>
+              <w:bottom w:type="dxa" w:w="80"/>
+              <w:right w:type="dxa" w:w="100"/>
+            </w:tcMar>
+            <w:vAlign w:val="center"/>
+          </w:tcPr>
+          <w:p>
+            <w:r>
+              <w:rPr>
+                <w:sz w:val="19"/>
+                <w:szCs w:val="19"/>
+              </w:rPr>
+              <w:t xml:space="preserve">As a Manager,</w:t>
+            </w:r>
+          </w:p>
+          <w:p>
+            <w:r>
+              <w:rPr>
+                <w:sz w:val="19"/>
+                <w:szCs w:val="19"/>
+              </w:rPr>
+              <w:t xml:space="preserve">I want breaks to be unpaid and a standard 1-hour break applied when none is recorded on a long day,</w:t>
+            </w:r>
+          </w:p>
+          <w:p>
+            <w:r>
+              <w:rPr>
+                <w:i/>
+                <w:iCs/>
+                <w:sz w:val="19"/>
+                <w:szCs w:val="19"/>
+              </w:rPr>
+              <w:t xml:space="preserve">so that paid time is fair and consistent.</w:t>
+            </w:r>
+          </w:p>
+        </w:tc>
+        <w:tc>
+          <w:tcPr>
+            <w:tcW w:type="dxa" w:w="4500"/>
+            <w:shd w:fill="F2F2F2" w:val="clear"/>
+            <w:tcMar>
+              <w:top w:type="dxa" w:w="80"/>
+              <w:left w:type="dxa" w:w="100"/>
+              <w:bottom w:type="dxa" w:w="80"/>
+              <w:right w:type="dxa" w:w="100"/>
+            </w:tcMar>
+            <w:vAlign w:val="center"/>
+          </w:tcPr>
+          <w:p>
+            <w:pPr>
+              <w:pStyle w:val="ListParagraph"/>
+              <w:numPr>
+                <w:ilvl w:val="0"/>
+                <w:numId w:val="1"/>
+              </w:numPr>
+              <w:spacing w:after="40"/>
+            </w:pPr>
+            <w:r>
+              <w:rPr>
+                <w:sz w:val="19"/>
+                <w:szCs w:val="19"/>
+              </w:rPr>
+              <w:t xml:space="preserve">Given recorded breaks, when paid time is calculated, then break time is excluded.</w:t>
+            </w:r>
+          </w:p>
+          <w:p>
+            <w:pPr>
+              <w:pStyle w:val="ListParagraph"/>
+              <w:numPr>
+                <w:ilvl w:val="0"/>
+                <w:numId w:val="1"/>
+              </w:numPr>
+              <w:spacing w:after="40"/>
+            </w:pPr>
+            <w:r>
+              <w:rPr>
+                <w:sz w:val="19"/>
+                <w:szCs w:val="19"/>
+              </w:rPr>
+              <w:t xml:space="preserve">Given more than 6 worked hours and no recorded break, then a 1-hour unpaid break is deducted and marked as automatic (both values are settings).</w:t>
+            </w:r>
+          </w:p>
+        </w:tc>
+        <w:tc>
+          <w:tcPr>
+            <w:tcW w:type="dxa" w:w="500"/>
+            <w:shd w:fill="F2F2F2" w:val="clear"/>
+            <w:tcMar>
+              <w:top w:type="dxa" w:w="80"/>
+              <w:left w:type="dxa" w:w="100"/>
+              <w:bottom w:type="dxa" w:w="80"/>
+              <w:right w:type="dxa" w:w="100"/>
+            </w:tcMar>
+            <w:vAlign w:val="center"/>
+          </w:tcPr>
+          <w:p>
+            <w:pPr>
+              <w:spacing w:after="40"/>
+            </w:pPr>
+            <w:r>
+              <w:rPr>
+                <w:b/>
+                <w:bCs/>
+                <w:color w:val="222222"/>
+                <w:sz w:val="19"/>
+                <w:szCs w:val="19"/>
+              </w:rPr>
+              <w:t xml:space="preserve">3</w:t>
+            </w:r>
+          </w:p>
+        </w:tc>
+        <w:tc>
+          <w:tcPr>
+            <w:tcW w:type="dxa" w:w="880"/>
+            <w:shd w:fill="F2F2F2" w:val="clear"/>
+            <w:tcMar>
+              <w:top w:type="dxa" w:w="80"/>
+              <w:left w:type="dxa" w:w="100"/>
+              <w:bottom w:type="dxa" w:w="80"/>
+              <w:right w:type="dxa" w:w="100"/>
+            </w:tcMar>
+            <w:vAlign w:val="center"/>
+          </w:tcPr>
+          <w:p>
+            <w:pPr>
+              <w:spacing w:after="40"/>
+            </w:pPr>
+            <w:r>
+              <w:rPr>
+                <w:b w:val="false"/>
+                <w:bCs w:val="false"/>
+                <w:color w:val="222222"/>
+                <w:sz w:val="19"/>
+                <w:szCs w:val="19"/>
+              </w:rPr>
+              <w:t xml:space="preserve">Should</w:t>
+            </w:r>
+          </w:p>
+        </w:tc>
+      </w:tr>
+      <w:tr>
+        <w:tc>
+          <w:tcPr>
+            <w:tcW w:type="dxa" w:w="700"/>
+            <w:tcMar>
+              <w:top w:type="dxa" w:w="80"/>
+              <w:left w:type="dxa" w:w="100"/>
+              <w:bottom w:type="dxa" w:w="80"/>
+              <w:right w:type="dxa" w:w="100"/>
+            </w:tcMar>
+            <w:vAlign w:val="center"/>
+          </w:tcPr>
+          <w:p>
+            <w:pPr>
+              <w:spacing w:after="40"/>
+            </w:pPr>
+            <w:r>
+              <w:rPr>
+                <w:b/>
+                <w:bCs/>
+                <w:color w:val="222222"/>
+                <w:sz w:val="19"/>
+                <w:szCs w:val="19"/>
+              </w:rPr>
+              <w:t xml:space="preserve">US13.3</w:t>
+            </w:r>
+          </w:p>
+        </w:tc>
+        <w:tc>
+          <w:tcPr>
+            <w:tcW w:type="dxa" w:w="3500"/>
+            <w:tcMar>
+              <w:top w:type="dxa" w:w="80"/>
+              <w:left w:type="dxa" w:w="100"/>
+              <w:bottom w:type="dxa" w:w="80"/>
+              <w:right w:type="dxa" w:w="100"/>
+            </w:tcMar>
+            <w:vAlign w:val="center"/>
+          </w:tcPr>
+          <w:p>
+            <w:r>
+              <w:rPr>
+                <w:sz w:val="19"/>
+                <w:szCs w:val="19"/>
+              </w:rPr>
+              <w:t xml:space="preserve">As a Manager,</w:t>
+            </w:r>
+          </w:p>
+          <w:p>
+            <w:r>
+              <w:rPr>
+                <w:sz w:val="19"/>
+                <w:szCs w:val="19"/>
+              </w:rPr>
+              <w:t xml:space="preserve">I want late arrivals flagged automatically,</w:t>
+            </w:r>
+          </w:p>
+          <w:p>
+            <w:r>
+              <w:rPr>
+                <w:i/>
+                <w:iCs/>
+                <w:sz w:val="19"/>
+                <w:szCs w:val="19"/>
+              </w:rPr>
+              <w:t xml:space="preserve">so that punctuality is measured the same way for everyone.</w:t>
+            </w:r>
+          </w:p>
+        </w:tc>
+        <w:tc>
+          <w:tcPr>
+            <w:tcW w:type="dxa" w:w="4500"/>
+            <w:tcMar>
+              <w:top w:type="dxa" w:w="80"/>
+              <w:left w:type="dxa" w:w="100"/>
+              <w:bottom w:type="dxa" w:w="80"/>
+              <w:right w:type="dxa" w:w="100"/>
+            </w:tcMar>
+            <w:vAlign w:val="center"/>
+          </w:tcPr>
+          <w:p>
+            <w:pPr>
+              <w:pStyle w:val="ListParagraph"/>
+              <w:numPr>
+                <w:ilvl w:val="0"/>
+                <w:numId w:val="1"/>
+              </w:numPr>
+              <w:spacing w:after="40"/>
+            </w:pPr>
+            <w:r>
+              <w:rPr>
+                <w:sz w:val="19"/>
+                <w:szCs w:val="19"/>
+              </w:rPr>
+              <w:t xml:space="preserve">Given a scheduled shift and a grace period from settings (default 5 minutes), when a staff member checks in after start + grace, then the session is marked late with the minutes late.</w:t>
+            </w:r>
+          </w:p>
+        </w:tc>
+        <w:tc>
+          <w:tcPr>
+            <w:tcW w:type="dxa" w:w="500"/>
+            <w:tcMar>
+              <w:top w:type="dxa" w:w="80"/>
+              <w:left w:type="dxa" w:w="100"/>
+              <w:bottom w:type="dxa" w:w="80"/>
+              <w:right w:type="dxa" w:w="100"/>
+            </w:tcMar>
+            <w:vAlign w:val="center"/>
+          </w:tcPr>
+          <w:p>
+            <w:pPr>
+              <w:spacing w:after="40"/>
+            </w:pPr>
+            <w:r>
+              <w:rPr>
+                <w:b/>
+                <w:bCs/>
+                <w:color w:val="222222"/>
+                <w:sz w:val="19"/>
+                <w:szCs w:val="19"/>
+              </w:rPr>
+              <w:t xml:space="preserve">3</w:t>
+            </w:r>
+          </w:p>
+        </w:tc>
+        <w:tc>
+          <w:tcPr>
+            <w:tcW w:type="dxa" w:w="880"/>
+            <w:tcMar>
+              <w:top w:type="dxa" w:w="80"/>
+              <w:left w:type="dxa" w:w="100"/>
+              <w:bottom w:type="dxa" w:w="80"/>
+              <w:right w:type="dxa" w:w="100"/>
+            </w:tcMar>
+            <w:vAlign w:val="center"/>
+          </w:tcPr>
+          <w:p>
+            <w:pPr>
+              <w:spacing w:after="40"/>
+            </w:pPr>
+            <w:r>
+              <w:rPr>
+                <w:b w:val="false"/>
+                <w:bCs w:val="false"/>
+                <w:color w:val="222222"/>
+                <w:sz w:val="19"/>
+                <w:szCs w:val="19"/>
+              </w:rPr>
+              <w:t xml:space="preserve">Should</w:t>
+            </w:r>
+          </w:p>
+        </w:tc>
+      </w:tr>
+      <w:tr>
+        <w:tc>
+          <w:tcPr>
+            <w:tcW w:type="dxa" w:w="700"/>
+            <w:shd w:fill="F2F2F2" w:val="clear"/>
+            <w:tcMar>
+              <w:top w:type="dxa" w:w="80"/>
+              <w:left w:type="dxa" w:w="100"/>
+              <w:bottom w:type="dxa" w:w="80"/>
+              <w:right w:type="dxa" w:w="100"/>
+            </w:tcMar>
+            <w:vAlign w:val="center"/>
+          </w:tcPr>
+          <w:p>
+            <w:pPr>
+              <w:spacing w:after="40"/>
+            </w:pPr>
+            <w:r>
+              <w:rPr>
+                <w:b/>
+                <w:bCs/>
+                <w:color w:val="222222"/>
+                <w:sz w:val="19"/>
+                <w:szCs w:val="19"/>
+              </w:rPr>
+              <w:t xml:space="preserve">US13.4</w:t>
+            </w:r>
+          </w:p>
+        </w:tc>
+        <w:tc>
+          <w:tcPr>
+            <w:tcW w:type="dxa" w:w="3500"/>
+            <w:shd w:fill="F2F2F2" w:val="clear"/>
+            <w:tcMar>
+              <w:top w:type="dxa" w:w="80"/>
+              <w:left w:type="dxa" w:w="100"/>
+              <w:bottom w:type="dxa" w:w="80"/>
+              <w:right w:type="dxa" w:w="100"/>
+            </w:tcMar>
+            <w:vAlign w:val="center"/>
+          </w:tcPr>
+          <w:p>
+            <w:r>
+              <w:rPr>
+                <w:sz w:val="19"/>
+                <w:szCs w:val="19"/>
+              </w:rPr>
+              <w:t xml:space="preserve">As a staff member,</w:t>
+            </w:r>
+          </w:p>
+          <w:p>
+            <w:r>
+              <w:rPr>
+                <w:sz w:val="19"/>
+                <w:szCs w:val="19"/>
+              </w:rPr>
+              <w:t xml:space="preserve">I want a My work page with my hours, punctuality and attendance as charts and progress rings, broken down by day, week, month and hour of day,</w:t>
+            </w:r>
+          </w:p>
+          <w:p>
+            <w:r>
+              <w:rPr>
+                <w:i/>
+                <w:iCs/>
+                <w:sz w:val="19"/>
+                <w:szCs w:val="19"/>
+              </w:rPr>
+              <w:t xml:space="preserve">so that I can see how I am doing.</w:t>
+            </w:r>
+          </w:p>
+        </w:tc>
+        <w:tc>
+          <w:tcPr>
+            <w:tcW w:type="dxa" w:w="4500"/>
+            <w:shd w:fill="F2F2F2" w:val="clear"/>
+            <w:tcMar>
+              <w:top w:type="dxa" w:w="80"/>
+              <w:left w:type="dxa" w:w="100"/>
+              <w:bottom w:type="dxa" w:w="80"/>
+              <w:right w:type="dxa" w:w="100"/>
+            </w:tcMar>
+            <w:vAlign w:val="center"/>
+          </w:tcPr>
+          <w:p>
+            <w:pPr>
+              <w:pStyle w:val="ListParagraph"/>
+              <w:numPr>
+                <w:ilvl w:val="0"/>
+                <w:numId w:val="1"/>
+              </w:numPr>
+              <w:spacing w:after="40"/>
+            </w:pPr>
+            <w:r>
+              <w:rPr>
+                <w:sz w:val="19"/>
+                <w:szCs w:val="19"/>
+              </w:rPr>
+              <w:t xml:space="preserve">Given my shifts and sessions, when I open My work, then I see rings for hours vs scheduled, on-time rate and attendance rate.</w:t>
+            </w:r>
+          </w:p>
+          <w:p>
+            <w:pPr>
+              <w:pStyle w:val="ListParagraph"/>
+              <w:numPr>
+                <w:ilvl w:val="0"/>
+                <w:numId w:val="1"/>
+              </w:numPr>
+              <w:spacing w:after="40"/>
+            </w:pPr>
+            <w:r>
+              <w:rPr>
+                <w:sz w:val="19"/>
+                <w:szCs w:val="19"/>
+              </w:rPr>
+              <w:t xml:space="preserve">Given the breakdown switch, when I choose day, week, month or hour of day, then the chart shows paid vs scheduled time for that grouping, with a table alternative.</w:t>
+            </w:r>
+          </w:p>
+          <w:p>
+            <w:pPr>
+              <w:pStyle w:val="ListParagraph"/>
+              <w:numPr>
+                <w:ilvl w:val="0"/>
+                <w:numId w:val="1"/>
+              </w:numPr>
+              <w:spacing w:after="40"/>
+            </w:pPr>
+            <w:r>
+              <w:rPr>
+                <w:sz w:val="19"/>
+                <w:szCs w:val="19"/>
+              </w:rPr>
+              <w:t xml:space="preserve">Given my sessions, then each shows check-in, check-out, breaks, late minutes and paid hours.</w:t>
+            </w:r>
+          </w:p>
+        </w:tc>
+        <w:tc>
+          <w:tcPr>
+            <w:tcW w:type="dxa" w:w="500"/>
+            <w:shd w:fill="F2F2F2" w:val="clear"/>
+            <w:tcMar>
+              <w:top w:type="dxa" w:w="80"/>
+              <w:left w:type="dxa" w:w="100"/>
+              <w:bottom w:type="dxa" w:w="80"/>
+              <w:right w:type="dxa" w:w="100"/>
+            </w:tcMar>
+            <w:vAlign w:val="center"/>
+          </w:tcPr>
+          <w:p>
+            <w:pPr>
+              <w:spacing w:after="40"/>
+            </w:pPr>
+            <w:r>
+              <w:rPr>
+                <w:b/>
+                <w:bCs/>
+                <w:color w:val="222222"/>
+                <w:sz w:val="19"/>
+                <w:szCs w:val="19"/>
+              </w:rPr>
+              <w:t xml:space="preserve">8</w:t>
+            </w:r>
+          </w:p>
+        </w:tc>
+        <w:tc>
+          <w:tcPr>
+            <w:tcW w:type="dxa" w:w="880"/>
+            <w:shd w:fill="F2F2F2" w:val="clear"/>
+            <w:tcMar>
+              <w:top w:type="dxa" w:w="80"/>
+              <w:left w:type="dxa" w:w="100"/>
+              <w:bottom w:type="dxa" w:w="80"/>
+              <w:right w:type="dxa" w:w="100"/>
+            </w:tcMar>
+            <w:vAlign w:val="center"/>
+          </w:tcPr>
+          <w:p>
+            <w:pPr>
+              <w:spacing w:after="40"/>
+            </w:pPr>
+            <w:r>
+              <w:rPr>
+                <w:b w:val="false"/>
+                <w:bCs w:val="false"/>
+                <w:color w:val="222222"/>
+                <w:sz w:val="19"/>
+                <w:szCs w:val="19"/>
+              </w:rPr>
+              <w:t xml:space="preserve">Should</w:t>
+            </w:r>
+          </w:p>
+        </w:tc>
+      </w:tr>
+      <w:tr>
+        <w:tc>
+          <w:tcPr>
+            <w:tcW w:type="dxa" w:w="700"/>
+            <w:tcMar>
+              <w:top w:type="dxa" w:w="80"/>
+              <w:left w:type="dxa" w:w="100"/>
+              <w:bottom w:type="dxa" w:w="80"/>
+              <w:right w:type="dxa" w:w="100"/>
+            </w:tcMar>
+            <w:vAlign w:val="center"/>
+          </w:tcPr>
+          <w:p>
+            <w:pPr>
+              <w:spacing w:after="40"/>
+            </w:pPr>
+            <w:r>
+              <w:rPr>
+                <w:b/>
+                <w:bCs/>
+                <w:color w:val="222222"/>
+                <w:sz w:val="19"/>
+                <w:szCs w:val="19"/>
+              </w:rPr>
+              <w:t xml:space="preserve">US13.5</w:t>
+            </w:r>
+          </w:p>
+        </w:tc>
+        <w:tc>
+          <w:tcPr>
+            <w:tcW w:type="dxa" w:w="3500"/>
+            <w:tcMar>
+              <w:top w:type="dxa" w:w="80"/>
+              <w:left w:type="dxa" w:w="100"/>
+              <w:bottom w:type="dxa" w:w="80"/>
+              <w:right w:type="dxa" w:w="100"/>
+            </w:tcMar>
+            <w:vAlign w:val="center"/>
+          </w:tcPr>
+          <w:p>
+            <w:r>
+              <w:rPr>
+                <w:sz w:val="19"/>
+                <w:szCs w:val="19"/>
+              </w:rPr>
+              <w:t xml:space="preserve">As a staff member,</w:t>
+            </w:r>
+          </w:p>
+          <w:p>
+            <w:r>
+              <w:rPr>
+                <w:sz w:val="19"/>
+                <w:szCs w:val="19"/>
+              </w:rPr>
+              <w:t xml:space="preserve">I want to see which colleagues at my level are working, on break or off right now,</w:t>
+            </w:r>
+          </w:p>
+          <w:p>
+            <w:r>
+              <w:rPr>
+                <w:i/>
+                <w:iCs/>
+                <w:sz w:val="19"/>
+                <w:szCs w:val="19"/>
+              </w:rPr>
+              <w:t xml:space="preserve">so that I know who is around.</w:t>
+            </w:r>
+          </w:p>
+        </w:tc>
+        <w:tc>
+          <w:tcPr>
+            <w:tcW w:type="dxa" w:w="4500"/>
+            <w:tcMar>
+              <w:top w:type="dxa" w:w="80"/>
+              <w:left w:type="dxa" w:w="100"/>
+              <w:bottom w:type="dxa" w:w="80"/>
+              <w:right w:type="dxa" w:w="100"/>
+            </w:tcMar>
+            <w:vAlign w:val="center"/>
+          </w:tcPr>
+          <w:p>
+            <w:pPr>
+              <w:pStyle w:val="ListParagraph"/>
+              <w:numPr>
+                <w:ilvl w:val="0"/>
+                <w:numId w:val="1"/>
+              </w:numPr>
+              <w:spacing w:after="40"/>
+            </w:pPr>
+            <w:r>
+              <w:rPr>
+                <w:sz w:val="19"/>
+                <w:szCs w:val="19"/>
+              </w:rPr>
+              <w:t xml:space="preserve">Given a waiter, then they see every waiter's current state, since when, and today's shift; a chef sees chefs; a manager sees managers, waiters and chefs; the admin sees everyone.</w:t>
+            </w:r>
+          </w:p>
+        </w:tc>
+        <w:tc>
+          <w:tcPr>
+            <w:tcW w:type="dxa" w:w="500"/>
+            <w:tcMar>
+              <w:top w:type="dxa" w:w="80"/>
+              <w:left w:type="dxa" w:w="100"/>
+              <w:bottom w:type="dxa" w:w="80"/>
+              <w:right w:type="dxa" w:w="100"/>
+            </w:tcMar>
+            <w:vAlign w:val="center"/>
+          </w:tcPr>
+          <w:p>
+            <w:pPr>
+              <w:spacing w:after="40"/>
+            </w:pPr>
+            <w:r>
+              <w:rPr>
+                <w:b/>
+                <w:bCs/>
+                <w:color w:val="222222"/>
+                <w:sz w:val="19"/>
+                <w:szCs w:val="19"/>
+              </w:rPr>
+              <w:t xml:space="preserve">3</w:t>
+            </w:r>
+          </w:p>
+        </w:tc>
+        <w:tc>
+          <w:tcPr>
+            <w:tcW w:type="dxa" w:w="880"/>
+            <w:tcMar>
+              <w:top w:type="dxa" w:w="80"/>
+              <w:left w:type="dxa" w:w="100"/>
+              <w:bottom w:type="dxa" w:w="80"/>
+              <w:right w:type="dxa" w:w="100"/>
+            </w:tcMar>
+            <w:vAlign w:val="center"/>
+          </w:tcPr>
+          <w:p>
+            <w:pPr>
+              <w:spacing w:after="40"/>
+            </w:pPr>
+            <w:r>
+              <w:rPr>
+                <w:b w:val="false"/>
+                <w:bCs w:val="false"/>
+                <w:color w:val="222222"/>
+                <w:sz w:val="19"/>
+                <w:szCs w:val="19"/>
+              </w:rPr>
+              <w:t xml:space="preserve">Should</w:t>
+            </w:r>
+          </w:p>
+        </w:tc>
+      </w:tr>
+    </w:tbl>
+    <w:p>
+      <w:pPr>
+        <w:spacing w:after="200"/>
+      </w:pPr>
+    </w:p>
+    <w:p>
+      <w:pPr>
+        <w:pStyle w:val="Heading2"/>
+        <w:spacing w:after="150" w:before="300"/>
+      </w:pPr>
+      <w:r>
+        <w:rPr>
+          <w:b/>
+          <w:bCs/>
+          <w:color w:val="1F3A5F"/>
+          <w:sz w:val="26"/>
+          <w:szCs w:val="26"/>
+        </w:rPr>
+        <w:t xml:space="preserve">Module 14: Payroll &amp; Workforce Hub</w:t>
+      </w:r>
+    </w:p>
+    <w:p>
+      <w:pPr>
+        <w:spacing w:after="120"/>
+      </w:pPr>
+      <w:r>
+        <w:rPr>
+          <w:b w:val="false"/>
+          <w:bCs w:val="false"/>
+          <w:i/>
+          <w:iCs/>
+          <w:color w:val="222222"/>
+          <w:sz w:val="21"/>
+          <w:szCs w:val="21"/>
+        </w:rPr>
+        <w:t xml:space="preserve">Sprint: 14  |  Priority: Should  |  Module Lead: #1  |  Stakeholders: Waiter, Chef, Manager, Admin</w:t>
+      </w:r>
+    </w:p>
+    <w:p>
+      <w:pPr>
+        <w:spacing w:after="120"/>
+      </w:pPr>
+      <w:r>
+        <w:rPr>
+          <w:b w:val="false"/>
+          <w:bCs w:val="false"/>
+          <w:i w:val="false"/>
+          <w:iCs w:val="false"/>
+          <w:color w:val="222222"/>
+          <w:sz w:val="21"/>
+          <w:szCs w:val="21"/>
+        </w:rPr>
+        <w:t xml:space="preserve">Sprint Goal: Turn paid hours, tips and bonuses into an estimated monthly pay for each person, and give the admin one hub that shows everything about everyone.</w:t>
+      </w:r>
+    </w:p>
+    <w:p>
+      <w:pPr>
+        <w:spacing w:after="120"/>
+      </w:pPr>
+      <w:r>
+        <w:rPr>
+          <w:b w:val="false"/>
+          <w:bCs w:val="false"/>
+          <w:i w:val="false"/>
+          <w:iCs w:val="false"/>
+          <w:color w:val="222222"/>
+          <w:sz w:val="21"/>
+          <w:szCs w:val="21"/>
+        </w:rPr>
+        <w:t xml:space="preserve">Status: Planned</w:t>
+      </w:r>
+    </w:p>
+    <w:tbl>
+      <w:tblPr>
+        <w:tblW w:type="dxa" w:w="10080"/>
+        <w:tblBorders>
+          <w:top w:val="single" w:color="auto" w:sz="4"/>
+          <w:left w:val="single" w:color="auto" w:sz="4"/>
+          <w:bottom w:val="single" w:color="auto" w:sz="4"/>
+          <w:right w:val="single" w:color="auto" w:sz="4"/>
+          <w:insideH w:val="single" w:color="auto" w:sz="4"/>
+          <w:insideV w:val="single" w:color="auto" w:sz="4"/>
+        </w:tblBorders>
+      </w:tblPr>
+      <w:tblGrid>
+        <w:gridCol w:w="700"/>
+        <w:gridCol w:w="3500"/>
+        <w:gridCol w:w="4500"/>
+        <w:gridCol w:w="500"/>
+        <w:gridCol w:w="880"/>
+      </w:tblGrid>
+      <w:tr>
+        <w:trPr>
+          <w:tblHeader/>
+        </w:trPr>
+        <w:tc>
+          <w:tcPr>
+            <w:tcW w:type="dxa" w:w="700"/>
+            <w:shd w:fill="1F3A5F" w:val="clear"/>
+            <w:tcMar>
+              <w:top w:type="dxa" w:w="80"/>
+              <w:left w:type="dxa" w:w="100"/>
+              <w:bottom w:type="dxa" w:w="80"/>
+              <w:right w:type="dxa" w:w="100"/>
+            </w:tcMar>
+          </w:tcPr>
+          <w:p>
+            <w:pPr>
+              <w:spacing w:after="40"/>
+            </w:pPr>
+            <w:r>
+              <w:rPr>
+                <w:b/>
+                <w:bCs/>
+                <w:color w:val="FFFFFF"/>
+                <w:sz w:val="19"/>
+                <w:szCs w:val="19"/>
+              </w:rPr>
+              <w:t xml:space="preserve">ID</w:t>
+            </w:r>
+          </w:p>
+        </w:tc>
+        <w:tc>
+          <w:tcPr>
+            <w:tcW w:type="dxa" w:w="3500"/>
+            <w:shd w:fill="1F3A5F" w:val="clear"/>
+            <w:tcMar>
+              <w:top w:type="dxa" w:w="80"/>
+              <w:left w:type="dxa" w:w="100"/>
+              <w:bottom w:type="dxa" w:w="80"/>
+              <w:right w:type="dxa" w:w="100"/>
+            </w:tcMar>
+          </w:tcPr>
+          <w:p>
+            <w:pPr>
+              <w:spacing w:after="40"/>
+            </w:pPr>
+            <w:r>
+              <w:rPr>
+                <w:b/>
+                <w:bCs/>
+                <w:color w:val="FFFFFF"/>
+                <w:sz w:val="19"/>
+                <w:szCs w:val="19"/>
+              </w:rPr>
+              <w:t xml:space="preserve">User Story</w:t>
+            </w:r>
+          </w:p>
+        </w:tc>
+        <w:tc>
+          <w:tcPr>
+            <w:tcW w:type="dxa" w:w="4500"/>
+            <w:shd w:fill="1F3A5F" w:val="clear"/>
+            <w:tcMar>
+              <w:top w:type="dxa" w:w="80"/>
+              <w:left w:type="dxa" w:w="100"/>
+              <w:bottom w:type="dxa" w:w="80"/>
+              <w:right w:type="dxa" w:w="100"/>
+            </w:tcMar>
+          </w:tcPr>
+          <w:p>
+            <w:pPr>
+              <w:spacing w:after="40"/>
+            </w:pPr>
+            <w:r>
+              <w:rPr>
+                <w:b/>
+                <w:bCs/>
+                <w:color w:val="FFFFFF"/>
+                <w:sz w:val="19"/>
+                <w:szCs w:val="19"/>
+              </w:rPr>
+              <w:t xml:space="preserve">Acceptance Criteria</w:t>
+            </w:r>
+          </w:p>
+        </w:tc>
+        <w:tc>
+          <w:tcPr>
+            <w:tcW w:type="dxa" w:w="500"/>
+            <w:shd w:fill="1F3A5F" w:val="clear"/>
+            <w:tcMar>
+              <w:top w:type="dxa" w:w="80"/>
+              <w:left w:type="dxa" w:w="100"/>
+              <w:bottom w:type="dxa" w:w="80"/>
+              <w:right w:type="dxa" w:w="100"/>
+            </w:tcMar>
+          </w:tcPr>
+          <w:p>
+            <w:pPr>
+              <w:spacing w:after="40"/>
+            </w:pPr>
+            <w:r>
+              <w:rPr>
+                <w:b/>
+                <w:bCs/>
+                <w:color w:val="FFFFFF"/>
+                <w:sz w:val="19"/>
+                <w:szCs w:val="19"/>
+              </w:rPr>
+              <w:t xml:space="preserve">Pts</w:t>
+            </w:r>
+          </w:p>
+        </w:tc>
+        <w:tc>
+          <w:tcPr>
+            <w:tcW w:type="dxa" w:w="880"/>
+            <w:shd w:fill="1F3A5F" w:val="clear"/>
+            <w:tcMar>
+              <w:top w:type="dxa" w:w="80"/>
+              <w:left w:type="dxa" w:w="100"/>
+              <w:bottom w:type="dxa" w:w="80"/>
+              <w:right w:type="dxa" w:w="100"/>
+            </w:tcMar>
+          </w:tcPr>
+          <w:p>
+            <w:pPr>
+              <w:spacing w:after="40"/>
+            </w:pPr>
+            <w:r>
+              <w:rPr>
+                <w:b/>
+                <w:bCs/>
+                <w:color w:val="FFFFFF"/>
+                <w:sz w:val="19"/>
+                <w:szCs w:val="19"/>
+              </w:rPr>
+              <w:t xml:space="preserve">Pri.</w:t>
+            </w:r>
+          </w:p>
+        </w:tc>
+      </w:tr>
+      <w:tr>
+        <w:tc>
+          <w:tcPr>
+            <w:tcW w:type="dxa" w:w="700"/>
+            <w:tcMar>
+              <w:top w:type="dxa" w:w="80"/>
+              <w:left w:type="dxa" w:w="100"/>
+              <w:bottom w:type="dxa" w:w="80"/>
+              <w:right w:type="dxa" w:w="100"/>
+            </w:tcMar>
+            <w:vAlign w:val="center"/>
+          </w:tcPr>
+          <w:p>
+            <w:pPr>
+              <w:spacing w:after="40"/>
+            </w:pPr>
+            <w:r>
+              <w:rPr>
+                <w:b/>
+                <w:bCs/>
+                <w:color w:val="222222"/>
+                <w:sz w:val="19"/>
+                <w:szCs w:val="19"/>
+              </w:rPr>
+              <w:t xml:space="preserve">US14.1</w:t>
+            </w:r>
+          </w:p>
+        </w:tc>
+        <w:tc>
+          <w:tcPr>
+            <w:tcW w:type="dxa" w:w="3500"/>
+            <w:tcMar>
+              <w:top w:type="dxa" w:w="80"/>
+              <w:left w:type="dxa" w:w="100"/>
+              <w:bottom w:type="dxa" w:w="80"/>
+              <w:right w:type="dxa" w:w="100"/>
+            </w:tcMar>
+            <w:vAlign w:val="center"/>
+          </w:tcPr>
+          <w:p>
+            <w:r>
+              <w:rPr>
+                <w:sz w:val="19"/>
+                <w:szCs w:val="19"/>
+              </w:rPr>
+              <w:t xml:space="preserve">As a staff member,</w:t>
+            </w:r>
+          </w:p>
+          <w:p>
+            <w:r>
+              <w:rPr>
+                <w:sz w:val="19"/>
+                <w:szCs w:val="19"/>
+              </w:rPr>
+              <w:t xml:space="preserve">I want my estimated pay for the month,</w:t>
+            </w:r>
+          </w:p>
+          <w:p>
+            <w:r>
+              <w:rPr>
+                <w:i/>
+                <w:iCs/>
+                <w:sz w:val="19"/>
+                <w:szCs w:val="19"/>
+              </w:rPr>
+              <w:t xml:space="preserve">so that I know what I will earn.</w:t>
+            </w:r>
+          </w:p>
+        </w:tc>
+        <w:tc>
+          <w:tcPr>
+            <w:tcW w:type="dxa" w:w="4500"/>
+            <w:tcMar>
+              <w:top w:type="dxa" w:w="80"/>
+              <w:left w:type="dxa" w:w="100"/>
+              <w:bottom w:type="dxa" w:w="80"/>
+              <w:right w:type="dxa" w:w="100"/>
+            </w:tcMar>
+            <w:vAlign w:val="center"/>
+          </w:tcPr>
+          <w:p>
+            <w:pPr>
+              <w:pStyle w:val="ListParagraph"/>
+              <w:numPr>
+                <w:ilvl w:val="0"/>
+                <w:numId w:val="1"/>
+              </w:numPr>
+              <w:spacing w:after="40"/>
+            </w:pPr>
+            <w:r>
+              <w:rPr>
+                <w:sz w:val="19"/>
+                <w:szCs w:val="19"/>
+              </w:rPr>
+              <w:t xml:space="preserve">Given a month, then pay = paid hours × hourly wage + tips + bonuses − late deductions, each line itemised, marked "estimated" until the month ends.</w:t>
+            </w:r>
+          </w:p>
+          <w:p>
+            <w:pPr>
+              <w:pStyle w:val="ListParagraph"/>
+              <w:numPr>
+                <w:ilvl w:val="0"/>
+                <w:numId w:val="1"/>
+              </w:numPr>
+              <w:spacing w:after="40"/>
+            </w:pPr>
+            <w:r>
+              <w:rPr>
+                <w:sz w:val="19"/>
+                <w:szCs w:val="19"/>
+              </w:rPr>
+              <w:t xml:space="preserve">Given a waiter, then tips from bills they served are included.</w:t>
+            </w:r>
+          </w:p>
+        </w:tc>
+        <w:tc>
+          <w:tcPr>
+            <w:tcW w:type="dxa" w:w="500"/>
+            <w:tcMar>
+              <w:top w:type="dxa" w:w="80"/>
+              <w:left w:type="dxa" w:w="100"/>
+              <w:bottom w:type="dxa" w:w="80"/>
+              <w:right w:type="dxa" w:w="100"/>
+            </w:tcMar>
+            <w:vAlign w:val="center"/>
+          </w:tcPr>
+          <w:p>
+            <w:pPr>
+              <w:spacing w:after="40"/>
+            </w:pPr>
+            <w:r>
+              <w:rPr>
+                <w:b/>
+                <w:bCs/>
+                <w:color w:val="222222"/>
+                <w:sz w:val="19"/>
+                <w:szCs w:val="19"/>
+              </w:rPr>
+              <w:t xml:space="preserve">5</w:t>
+            </w:r>
+          </w:p>
+        </w:tc>
+        <w:tc>
+          <w:tcPr>
+            <w:tcW w:type="dxa" w:w="880"/>
+            <w:tcMar>
+              <w:top w:type="dxa" w:w="80"/>
+              <w:left w:type="dxa" w:w="100"/>
+              <w:bottom w:type="dxa" w:w="80"/>
+              <w:right w:type="dxa" w:w="100"/>
+            </w:tcMar>
+            <w:vAlign w:val="center"/>
+          </w:tcPr>
+          <w:p>
+            <w:pPr>
+              <w:spacing w:after="40"/>
+            </w:pPr>
+            <w:r>
+              <w:rPr>
+                <w:b w:val="false"/>
+                <w:bCs w:val="false"/>
+                <w:color w:val="222222"/>
+                <w:sz w:val="19"/>
+                <w:szCs w:val="19"/>
+              </w:rPr>
+              <w:t xml:space="preserve">Should</w:t>
+            </w:r>
+          </w:p>
+        </w:tc>
+      </w:tr>
+      <w:tr>
+        <w:tc>
+          <w:tcPr>
+            <w:tcW w:type="dxa" w:w="700"/>
+            <w:shd w:fill="F2F2F2" w:val="clear"/>
+            <w:tcMar>
+              <w:top w:type="dxa" w:w="80"/>
+              <w:left w:type="dxa" w:w="100"/>
+              <w:bottom w:type="dxa" w:w="80"/>
+              <w:right w:type="dxa" w:w="100"/>
+            </w:tcMar>
+            <w:vAlign w:val="center"/>
+          </w:tcPr>
+          <w:p>
+            <w:pPr>
+              <w:spacing w:after="40"/>
+            </w:pPr>
+            <w:r>
+              <w:rPr>
+                <w:b/>
+                <w:bCs/>
+                <w:color w:val="222222"/>
+                <w:sz w:val="19"/>
+                <w:szCs w:val="19"/>
+              </w:rPr>
+              <w:t xml:space="preserve">US14.2</w:t>
+            </w:r>
+          </w:p>
+        </w:tc>
+        <w:tc>
+          <w:tcPr>
+            <w:tcW w:type="dxa" w:w="3500"/>
+            <w:shd w:fill="F2F2F2" w:val="clear"/>
+            <w:tcMar>
+              <w:top w:type="dxa" w:w="80"/>
+              <w:left w:type="dxa" w:w="100"/>
+              <w:bottom w:type="dxa" w:w="80"/>
+              <w:right w:type="dxa" w:w="100"/>
+            </w:tcMar>
+            <w:vAlign w:val="center"/>
+          </w:tcPr>
+          <w:p>
+            <w:r>
+              <w:rPr>
+                <w:sz w:val="19"/>
+                <w:szCs w:val="19"/>
+              </w:rPr>
+              <w:t xml:space="preserve">As an Admin,</w:t>
+            </w:r>
+          </w:p>
+          <w:p>
+            <w:r>
+              <w:rPr>
+                <w:sz w:val="19"/>
+                <w:szCs w:val="19"/>
+              </w:rPr>
+              <w:t xml:space="preserve">I want a deduction for each late arrival,</w:t>
+            </w:r>
+          </w:p>
+          <w:p>
+            <w:r>
+              <w:rPr>
+                <w:i/>
+                <w:iCs/>
+                <w:sz w:val="19"/>
+                <w:szCs w:val="19"/>
+              </w:rPr>
+              <w:t xml:space="preserve">so that the late policy is applied consistently.</w:t>
+            </w:r>
+          </w:p>
+        </w:tc>
+        <w:tc>
+          <w:tcPr>
+            <w:tcW w:type="dxa" w:w="4500"/>
+            <w:shd w:fill="F2F2F2" w:val="clear"/>
+            <w:tcMar>
+              <w:top w:type="dxa" w:w="80"/>
+              <w:left w:type="dxa" w:w="100"/>
+              <w:bottom w:type="dxa" w:w="80"/>
+              <w:right w:type="dxa" w:w="100"/>
+            </w:tcMar>
+            <w:vAlign w:val="center"/>
+          </w:tcPr>
+          <w:p>
+            <w:pPr>
+              <w:pStyle w:val="ListParagraph"/>
+              <w:numPr>
+                <w:ilvl w:val="0"/>
+                <w:numId w:val="1"/>
+              </w:numPr>
+              <w:spacing w:after="40"/>
+            </w:pPr>
+            <w:r>
+              <w:rPr>
+                <w:sz w:val="19"/>
+                <w:szCs w:val="19"/>
+              </w:rPr>
+              <w:t xml:space="preserve">Given the late-arrival penalty in settings (default 5.00), when a month is calculated, then each late session deducts it and is listed.</w:t>
+            </w:r>
+          </w:p>
+        </w:tc>
+        <w:tc>
+          <w:tcPr>
+            <w:tcW w:type="dxa" w:w="500"/>
+            <w:shd w:fill="F2F2F2" w:val="clear"/>
+            <w:tcMar>
+              <w:top w:type="dxa" w:w="80"/>
+              <w:left w:type="dxa" w:w="100"/>
+              <w:bottom w:type="dxa" w:w="80"/>
+              <w:right w:type="dxa" w:w="100"/>
+            </w:tcMar>
+            <w:vAlign w:val="center"/>
+          </w:tcPr>
+          <w:p>
+            <w:pPr>
+              <w:spacing w:after="40"/>
+            </w:pPr>
+            <w:r>
+              <w:rPr>
+                <w:b/>
+                <w:bCs/>
+                <w:color w:val="222222"/>
+                <w:sz w:val="19"/>
+                <w:szCs w:val="19"/>
+              </w:rPr>
+              <w:t xml:space="preserve">3</w:t>
+            </w:r>
+          </w:p>
+        </w:tc>
+        <w:tc>
+          <w:tcPr>
+            <w:tcW w:type="dxa" w:w="880"/>
+            <w:shd w:fill="F2F2F2" w:val="clear"/>
+            <w:tcMar>
+              <w:top w:type="dxa" w:w="80"/>
+              <w:left w:type="dxa" w:w="100"/>
+              <w:bottom w:type="dxa" w:w="80"/>
+              <w:right w:type="dxa" w:w="100"/>
+            </w:tcMar>
+            <w:vAlign w:val="center"/>
+          </w:tcPr>
+          <w:p>
+            <w:pPr>
+              <w:spacing w:after="40"/>
+            </w:pPr>
+            <w:r>
+              <w:rPr>
+                <w:b w:val="false"/>
+                <w:bCs w:val="false"/>
+                <w:color w:val="222222"/>
+                <w:sz w:val="19"/>
+                <w:szCs w:val="19"/>
+              </w:rPr>
+              <w:t xml:space="preserve">Should</w:t>
+            </w:r>
+          </w:p>
+        </w:tc>
+      </w:tr>
+      <w:tr>
+        <w:tc>
+          <w:tcPr>
+            <w:tcW w:type="dxa" w:w="700"/>
+            <w:tcMar>
+              <w:top w:type="dxa" w:w="80"/>
+              <w:left w:type="dxa" w:w="100"/>
+              <w:bottom w:type="dxa" w:w="80"/>
+              <w:right w:type="dxa" w:w="100"/>
+            </w:tcMar>
+            <w:vAlign w:val="center"/>
+          </w:tcPr>
+          <w:p>
+            <w:pPr>
+              <w:spacing w:after="40"/>
+            </w:pPr>
+            <w:r>
+              <w:rPr>
+                <w:b/>
+                <w:bCs/>
+                <w:color w:val="222222"/>
+                <w:sz w:val="19"/>
+                <w:szCs w:val="19"/>
+              </w:rPr>
+              <w:t xml:space="preserve">US14.3</w:t>
+            </w:r>
+          </w:p>
+        </w:tc>
+        <w:tc>
+          <w:tcPr>
+            <w:tcW w:type="dxa" w:w="3500"/>
+            <w:tcMar>
+              <w:top w:type="dxa" w:w="80"/>
+              <w:left w:type="dxa" w:w="100"/>
+              <w:bottom w:type="dxa" w:w="80"/>
+              <w:right w:type="dxa" w:w="100"/>
+            </w:tcMar>
+            <w:vAlign w:val="center"/>
+          </w:tcPr>
+          <w:p>
+            <w:r>
+              <w:rPr>
+                <w:sz w:val="19"/>
+                <w:szCs w:val="19"/>
+              </w:rPr>
+              <w:t xml:space="preserve">As an Admin,</w:t>
+            </w:r>
+          </w:p>
+          <w:p>
+            <w:r>
+              <w:rPr>
+                <w:sz w:val="19"/>
+                <w:szCs w:val="19"/>
+              </w:rPr>
+              <w:t xml:space="preserve">I want to set each staff member's hourly wage and give bonuses (for example for Eid or a birthday),</w:t>
+            </w:r>
+          </w:p>
+          <w:p>
+            <w:r>
+              <w:rPr>
+                <w:i/>
+                <w:iCs/>
+                <w:sz w:val="19"/>
+                <w:szCs w:val="19"/>
+              </w:rPr>
+              <w:t xml:space="preserve">so that pay reflects my decisions.</w:t>
+            </w:r>
+          </w:p>
+        </w:tc>
+        <w:tc>
+          <w:tcPr>
+            <w:tcW w:type="dxa" w:w="4500"/>
+            <w:tcMar>
+              <w:top w:type="dxa" w:w="80"/>
+              <w:left w:type="dxa" w:w="100"/>
+              <w:bottom w:type="dxa" w:w="80"/>
+              <w:right w:type="dxa" w:w="100"/>
+            </w:tcMar>
+            <w:vAlign w:val="center"/>
+          </w:tcPr>
+          <w:p>
+            <w:pPr>
+              <w:pStyle w:val="ListParagraph"/>
+              <w:numPr>
+                <w:ilvl w:val="0"/>
+                <w:numId w:val="1"/>
+              </w:numPr>
+              <w:spacing w:after="40"/>
+            </w:pPr>
+            <w:r>
+              <w:rPr>
+                <w:sz w:val="19"/>
+                <w:szCs w:val="19"/>
+              </w:rPr>
+              <w:t xml:space="preserve">Given the admin, when they change a wage or add or remove a bonus with amount, reason and date, then it appears on that person's pay; nobody else can.</w:t>
+            </w:r>
+          </w:p>
+        </w:tc>
+        <w:tc>
+          <w:tcPr>
+            <w:tcW w:type="dxa" w:w="500"/>
+            <w:tcMar>
+              <w:top w:type="dxa" w:w="80"/>
+              <w:left w:type="dxa" w:w="100"/>
+              <w:bottom w:type="dxa" w:w="80"/>
+              <w:right w:type="dxa" w:w="100"/>
+            </w:tcMar>
+            <w:vAlign w:val="center"/>
+          </w:tcPr>
+          <w:p>
+            <w:pPr>
+              <w:spacing w:after="40"/>
+            </w:pPr>
+            <w:r>
+              <w:rPr>
+                <w:b/>
+                <w:bCs/>
+                <w:color w:val="222222"/>
+                <w:sz w:val="19"/>
+                <w:szCs w:val="19"/>
+              </w:rPr>
+              <w:t xml:space="preserve">3</w:t>
+            </w:r>
+          </w:p>
+        </w:tc>
+        <w:tc>
+          <w:tcPr>
+            <w:tcW w:type="dxa" w:w="880"/>
+            <w:tcMar>
+              <w:top w:type="dxa" w:w="80"/>
+              <w:left w:type="dxa" w:w="100"/>
+              <w:bottom w:type="dxa" w:w="80"/>
+              <w:right w:type="dxa" w:w="100"/>
+            </w:tcMar>
+            <w:vAlign w:val="center"/>
+          </w:tcPr>
+          <w:p>
+            <w:pPr>
+              <w:spacing w:after="40"/>
+            </w:pPr>
+            <w:r>
+              <w:rPr>
+                <w:b w:val="false"/>
+                <w:bCs w:val="false"/>
+                <w:color w:val="222222"/>
+                <w:sz w:val="19"/>
+                <w:szCs w:val="19"/>
+              </w:rPr>
+              <w:t xml:space="preserve">Should</w:t>
+            </w:r>
+          </w:p>
+        </w:tc>
+      </w:tr>
+      <w:tr>
+        <w:tc>
+          <w:tcPr>
+            <w:tcW w:type="dxa" w:w="700"/>
+            <w:shd w:fill="F2F2F2" w:val="clear"/>
+            <w:tcMar>
+              <w:top w:type="dxa" w:w="80"/>
+              <w:left w:type="dxa" w:w="100"/>
+              <w:bottom w:type="dxa" w:w="80"/>
+              <w:right w:type="dxa" w:w="100"/>
+            </w:tcMar>
+            <w:vAlign w:val="center"/>
+          </w:tcPr>
+          <w:p>
+            <w:pPr>
+              <w:spacing w:after="40"/>
+            </w:pPr>
+            <w:r>
+              <w:rPr>
+                <w:b/>
+                <w:bCs/>
+                <w:color w:val="222222"/>
+                <w:sz w:val="19"/>
+                <w:szCs w:val="19"/>
+              </w:rPr>
+              <w:t xml:space="preserve">US14.4</w:t>
+            </w:r>
+          </w:p>
+        </w:tc>
+        <w:tc>
+          <w:tcPr>
+            <w:tcW w:type="dxa" w:w="3500"/>
+            <w:shd w:fill="F2F2F2" w:val="clear"/>
+            <w:tcMar>
+              <w:top w:type="dxa" w:w="80"/>
+              <w:left w:type="dxa" w:w="100"/>
+              <w:bottom w:type="dxa" w:w="80"/>
+              <w:right w:type="dxa" w:w="100"/>
+            </w:tcMar>
+            <w:vAlign w:val="center"/>
+          </w:tcPr>
+          <w:p>
+            <w:r>
+              <w:rPr>
+                <w:sz w:val="19"/>
+                <w:szCs w:val="19"/>
+              </w:rPr>
+              <w:t xml:space="preserve">As an Admin,</w:t>
+            </w:r>
+          </w:p>
+          <w:p>
+            <w:r>
+              <w:rPr>
+                <w:sz w:val="19"/>
+                <w:szCs w:val="19"/>
+              </w:rPr>
+              <w:t xml:space="preserve">I want a Workforce hub with live presence, team charts, progress rings and a staff table with pay,</w:t>
+            </w:r>
+          </w:p>
+          <w:p>
+            <w:r>
+              <w:rPr>
+                <w:i/>
+                <w:iCs/>
+                <w:sz w:val="19"/>
+                <w:szCs w:val="19"/>
+              </w:rPr>
+              <w:t xml:space="preserve">so that I can see everything about everyone in one place.</w:t>
+            </w:r>
+          </w:p>
+        </w:tc>
+        <w:tc>
+          <w:tcPr>
+            <w:tcW w:type="dxa" w:w="4500"/>
+            <w:shd w:fill="F2F2F2" w:val="clear"/>
+            <w:tcMar>
+              <w:top w:type="dxa" w:w="80"/>
+              <w:left w:type="dxa" w:w="100"/>
+              <w:bottom w:type="dxa" w:w="80"/>
+              <w:right w:type="dxa" w:w="100"/>
+            </w:tcMar>
+            <w:vAlign w:val="center"/>
+          </w:tcPr>
+          <w:p>
+            <w:pPr>
+              <w:pStyle w:val="ListParagraph"/>
+              <w:numPr>
+                <w:ilvl w:val="0"/>
+                <w:numId w:val="1"/>
+              </w:numPr>
+              <w:spacing w:after="40"/>
+            </w:pPr>
+            <w:r>
+              <w:rPr>
+                <w:sz w:val="19"/>
+                <w:szCs w:val="19"/>
+              </w:rPr>
+              <w:t xml:space="preserve">Given the admin and a month, then they see KPIs, who is working now, team hours by day and week, lateness trends, and every person with hours, late count, wage, tips, bonuses and net pay, with totals.</w:t>
+            </w:r>
+          </w:p>
+          <w:p>
+            <w:pPr>
+              <w:pStyle w:val="ListParagraph"/>
+              <w:numPr>
+                <w:ilvl w:val="0"/>
+                <w:numId w:val="1"/>
+              </w:numPr>
+              <w:spacing w:after="40"/>
+            </w:pPr>
+            <w:r>
+              <w:rPr>
+                <w:sz w:val="19"/>
+                <w:szCs w:val="19"/>
+              </w:rPr>
+              <w:t xml:space="preserve">Given a person in the table, when opened, then the admin sees the same breakdowns as that person's My work page.</w:t>
+            </w:r>
+          </w:p>
+        </w:tc>
+        <w:tc>
+          <w:tcPr>
+            <w:tcW w:type="dxa" w:w="500"/>
+            <w:shd w:fill="F2F2F2" w:val="clear"/>
+            <w:tcMar>
+              <w:top w:type="dxa" w:w="80"/>
+              <w:left w:type="dxa" w:w="100"/>
+              <w:bottom w:type="dxa" w:w="80"/>
+              <w:right w:type="dxa" w:w="100"/>
+            </w:tcMar>
+            <w:vAlign w:val="center"/>
+          </w:tcPr>
+          <w:p>
+            <w:pPr>
+              <w:spacing w:after="40"/>
+            </w:pPr>
+            <w:r>
+              <w:rPr>
+                <w:b/>
+                <w:bCs/>
+                <w:color w:val="222222"/>
+                <w:sz w:val="19"/>
+                <w:szCs w:val="19"/>
+              </w:rPr>
+              <w:t xml:space="preserve">8</w:t>
+            </w:r>
+          </w:p>
+        </w:tc>
+        <w:tc>
+          <w:tcPr>
+            <w:tcW w:type="dxa" w:w="880"/>
+            <w:shd w:fill="F2F2F2" w:val="clear"/>
+            <w:tcMar>
+              <w:top w:type="dxa" w:w="80"/>
+              <w:left w:type="dxa" w:w="100"/>
+              <w:bottom w:type="dxa" w:w="80"/>
+              <w:right w:type="dxa" w:w="100"/>
+            </w:tcMar>
+            <w:vAlign w:val="center"/>
+          </w:tcPr>
+          <w:p>
+            <w:pPr>
+              <w:spacing w:after="40"/>
+            </w:pPr>
+            <w:r>
+              <w:rPr>
+                <w:b w:val="false"/>
+                <w:bCs w:val="false"/>
+                <w:color w:val="222222"/>
+                <w:sz w:val="19"/>
+                <w:szCs w:val="19"/>
+              </w:rPr>
+              <w:t xml:space="preserve">Should</w:t>
+            </w:r>
+          </w:p>
+        </w:tc>
+      </w:tr>
+      <w:tr>
+        <w:tc>
+          <w:tcPr>
+            <w:tcW w:type="dxa" w:w="700"/>
+            <w:tcMar>
+              <w:top w:type="dxa" w:w="80"/>
+              <w:left w:type="dxa" w:w="100"/>
+              <w:bottom w:type="dxa" w:w="80"/>
+              <w:right w:type="dxa" w:w="100"/>
+            </w:tcMar>
+            <w:vAlign w:val="center"/>
+          </w:tcPr>
+          <w:p>
+            <w:pPr>
+              <w:spacing w:after="40"/>
+            </w:pPr>
+            <w:r>
+              <w:rPr>
+                <w:b/>
+                <w:bCs/>
+                <w:color w:val="222222"/>
+                <w:sz w:val="19"/>
+                <w:szCs w:val="19"/>
+              </w:rPr>
+              <w:t xml:space="preserve">US14.5</w:t>
+            </w:r>
+          </w:p>
+        </w:tc>
+        <w:tc>
+          <w:tcPr>
+            <w:tcW w:type="dxa" w:w="3500"/>
+            <w:tcMar>
+              <w:top w:type="dxa" w:w="80"/>
+              <w:left w:type="dxa" w:w="100"/>
+              <w:bottom w:type="dxa" w:w="80"/>
+              <w:right w:type="dxa" w:w="100"/>
+            </w:tcMar>
+            <w:vAlign w:val="center"/>
+          </w:tcPr>
+          <w:p>
+            <w:r>
+              <w:rPr>
+                <w:sz w:val="19"/>
+                <w:szCs w:val="19"/>
+              </w:rPr>
+              <w:t xml:space="preserve">As a Manager,</w:t>
+            </w:r>
+          </w:p>
+          <w:p>
+            <w:r>
+              <w:rPr>
+                <w:sz w:val="19"/>
+                <w:szCs w:val="19"/>
+              </w:rPr>
+              <w:t xml:space="preserve">I want the Workforce hub for waiters and chefs without any pay figures,</w:t>
+            </w:r>
+          </w:p>
+          <w:p>
+            <w:r>
+              <w:rPr>
+                <w:i/>
+                <w:iCs/>
+                <w:sz w:val="19"/>
+                <w:szCs w:val="19"/>
+              </w:rPr>
+              <w:t xml:space="preserve">so that I can run the rota while pay stays private.</w:t>
+            </w:r>
+          </w:p>
+        </w:tc>
+        <w:tc>
+          <w:tcPr>
+            <w:tcW w:type="dxa" w:w="4500"/>
+            <w:tcMar>
+              <w:top w:type="dxa" w:w="80"/>
+              <w:left w:type="dxa" w:w="100"/>
+              <w:bottom w:type="dxa" w:w="80"/>
+              <w:right w:type="dxa" w:w="100"/>
+            </w:tcMar>
+            <w:vAlign w:val="center"/>
+          </w:tcPr>
+          <w:p>
+            <w:pPr>
+              <w:pStyle w:val="ListParagraph"/>
+              <w:numPr>
+                <w:ilvl w:val="0"/>
+                <w:numId w:val="1"/>
+              </w:numPr>
+              <w:spacing w:after="40"/>
+            </w:pPr>
+            <w:r>
+              <w:rPr>
+                <w:sz w:val="19"/>
+                <w:szCs w:val="19"/>
+              </w:rPr>
+              <w:t xml:space="preserve">Given a manager, then the hub shows waiters' and chefs' attendance, hours and lateness, and no wage, tips, bonus or pay figure anywhere.</w:t>
+            </w:r>
+          </w:p>
+          <w:p>
+            <w:pPr>
+              <w:pStyle w:val="ListParagraph"/>
+              <w:numPr>
+                <w:ilvl w:val="0"/>
+                <w:numId w:val="1"/>
+              </w:numPr>
+              <w:spacing w:after="40"/>
+            </w:pPr>
+            <w:r>
+              <w:rPr>
+                <w:sz w:val="19"/>
+                <w:szCs w:val="19"/>
+              </w:rPr>
+              <w:t xml:space="preserve">Given a waiter or chef, when they request someone else's analytics or pay, then it is refused.</w:t>
+            </w:r>
+          </w:p>
+        </w:tc>
+        <w:tc>
+          <w:tcPr>
+            <w:tcW w:type="dxa" w:w="500"/>
+            <w:tcMar>
+              <w:top w:type="dxa" w:w="80"/>
+              <w:left w:type="dxa" w:w="100"/>
+              <w:bottom w:type="dxa" w:w="80"/>
+              <w:right w:type="dxa" w:w="100"/>
+            </w:tcMar>
+            <w:vAlign w:val="center"/>
+          </w:tcPr>
+          <w:p>
+            <w:pPr>
+              <w:spacing w:after="40"/>
+            </w:pPr>
+            <w:r>
+              <w:rPr>
+                <w:b/>
+                <w:bCs/>
+                <w:color w:val="222222"/>
+                <w:sz w:val="19"/>
+                <w:szCs w:val="19"/>
+              </w:rPr>
+              <w:t xml:space="preserve">3</w:t>
+            </w:r>
+          </w:p>
+        </w:tc>
+        <w:tc>
+          <w:tcPr>
+            <w:tcW w:type="dxa" w:w="880"/>
+            <w:tcMar>
+              <w:top w:type="dxa" w:w="80"/>
+              <w:left w:type="dxa" w:w="100"/>
+              <w:bottom w:type="dxa" w:w="80"/>
+              <w:right w:type="dxa" w:w="100"/>
+            </w:tcMar>
+            <w:vAlign w:val="center"/>
+          </w:tcPr>
+          <w:p>
+            <w:pPr>
+              <w:spacing w:after="40"/>
+            </w:pPr>
+            <w:r>
+              <w:rPr>
+                <w:b w:val="false"/>
+                <w:bCs w:val="false"/>
+                <w:color w:val="222222"/>
+                <w:sz w:val="19"/>
+                <w:szCs w:val="19"/>
+              </w:rPr>
+              <w:t xml:space="preserve">Should</w:t>
             </w:r>
           </w:p>
         </w:tc>

--- a/Product_Backlog.docx
+++ b/Product_Backlog.docx
@@ -15728,7 +15728,7 @@
           <w:sz w:val="21"/>
           <w:szCs w:val="21"/>
         </w:rPr>
-        <w:t xml:space="preserve">Status: Planned</w:t>
+        <w:t xml:space="preserve">Status: Delivered</w:t>
       </w:r>
     </w:p>
     <w:tbl>
@@ -16803,7 +16803,7 @@
           <w:sz w:val="21"/>
           <w:szCs w:val="21"/>
         </w:rPr>
-        <w:t xml:space="preserve">Status: Planned</w:t>
+        <w:t xml:space="preserve">Status: Delivered</w:t>
       </w:r>
     </w:p>
     <w:tbl>
